--- a/Files/05 - Devarim/09 - Vayailech/5786/Vayailech 5786.docx
+++ b/Files/05 - Devarim/09 - Vayailech/5786/Vayailech 5786.docx
@@ -694,34 +694,214 @@
         <w:rPr>
           <w:rFonts w:ascii="Times New Roman" w:hAnsi="Times New Roman" w:cs="Times New Roman"/>
         </w:rPr>
-        <w:t xml:space="preserve">We can accomplish by sitting and learning, and we can accomplish by doing </w:t>
-      </w:r>
-      <w:r>
-        <w:rPr>
-          <w:rFonts w:ascii="Times New Roman" w:hAnsi="Times New Roman" w:cs="Times New Roman" w:hint="cs"/>
-          <w:rtl/>
-        </w:rPr>
-        <w:t>מצו</w:t>
-      </w:r>
-      <w:r>
-        <w:rPr>
-          <w:rFonts w:ascii="Times New Roman" w:hAnsi="Times New Roman" w:cs="Times New Roman" w:hint="cs"/>
-          <w:rtl/>
-        </w:rPr>
-        <w:t>ו</w:t>
-      </w:r>
-      <w:r>
-        <w:rPr>
-          <w:rFonts w:ascii="Times New Roman" w:hAnsi="Times New Roman" w:cs="Times New Roman" w:hint="cs"/>
-          <w:rtl/>
-        </w:rPr>
-        <w:t>ת</w:t>
-      </w:r>
-      <w:r>
-        <w:rPr>
-          <w:rFonts w:ascii="Times New Roman" w:hAnsi="Times New Roman" w:cs="Times New Roman"/>
-        </w:rPr>
-        <w:t xml:space="preserve">. Learning itself is also a </w:t>
+        <w:t>We can accomplish</w:t>
+      </w:r>
+      <w:r>
+        <w:rPr>
+          <w:rFonts w:ascii="Times New Roman" w:hAnsi="Times New Roman" w:cs="Times New Roman"/>
+        </w:rPr>
+        <w:t xml:space="preserve"> by doing </w:t>
+      </w:r>
+      <w:r>
+        <w:rPr>
+          <w:rFonts w:ascii="Times New Roman" w:hAnsi="Times New Roman" w:cs="Times New Roman" w:hint="cs"/>
+          <w:rtl/>
+        </w:rPr>
+        <w:t>מצוות</w:t>
+      </w:r>
+      <w:r>
+        <w:rPr>
+          <w:rFonts w:ascii="Times New Roman" w:hAnsi="Times New Roman" w:cs="Times New Roman"/>
+        </w:rPr>
+        <w:t>, and we can accomplish</w:t>
+      </w:r>
+      <w:r>
+        <w:rPr>
+          <w:rFonts w:ascii="Times New Roman" w:hAnsi="Times New Roman" w:cs="Times New Roman"/>
+        </w:rPr>
+        <w:t xml:space="preserve"> by sitting and learning</w:t>
+      </w:r>
+      <w:r>
+        <w:rPr>
+          <w:rFonts w:ascii="Times New Roman" w:hAnsi="Times New Roman" w:cs="Times New Roman"/>
+        </w:rPr>
+        <w:t xml:space="preserve">. The </w:t>
+      </w:r>
+      <w:r>
+        <w:rPr>
+          <w:rFonts w:ascii="Times New Roman" w:hAnsi="Times New Roman" w:cs="Times New Roman" w:hint="cs"/>
+          <w:rtl/>
+        </w:rPr>
+        <w:t>רא</w:t>
+      </w:r>
+      <w:r>
+        <w:rPr>
+          <w:rFonts w:ascii="Times New Roman" w:hAnsi="Times New Roman" w:cs="Times New Roman"/>
+          <w:rtl/>
+        </w:rPr>
+        <w:t>"</w:t>
+      </w:r>
+      <w:r>
+        <w:rPr>
+          <w:rFonts w:ascii="Times New Roman" w:hAnsi="Times New Roman" w:cs="Times New Roman" w:hint="cs"/>
+          <w:rtl/>
+        </w:rPr>
+        <w:t>ש</w:t>
+      </w:r>
+      <w:r>
+        <w:rPr>
+          <w:rFonts w:ascii="Times New Roman" w:hAnsi="Times New Roman" w:cs="Times New Roman"/>
+        </w:rPr>
+        <w:t xml:space="preserve"> </w:t>
+      </w:r>
+      <w:r>
+        <w:rPr>
+          <w:rFonts w:ascii="Times New Roman" w:hAnsi="Times New Roman" w:cs="Times New Roman"/>
+        </w:rPr>
+        <w:t>writes in</w:t>
+      </w:r>
+      <w:r>
+        <w:rPr>
+          <w:rFonts w:ascii="Times New Roman" w:hAnsi="Times New Roman" w:cs="Times New Roman"/>
+        </w:rPr>
+        <w:t xml:space="preserve"> </w:t>
+      </w:r>
+      <w:r>
+        <w:rPr>
+          <w:rFonts w:ascii="Times New Roman" w:hAnsi="Times New Roman" w:cs="Times New Roman" w:hint="cs"/>
+          <w:rtl/>
+        </w:rPr>
+        <w:t>פסקי</w:t>
+      </w:r>
+      <w:r>
+        <w:rPr>
+          <w:rFonts w:ascii="Times New Roman" w:hAnsi="Times New Roman" w:cs="Times New Roman"/>
+          <w:rtl/>
+        </w:rPr>
+        <w:t xml:space="preserve"> </w:t>
+      </w:r>
+      <w:r>
+        <w:rPr>
+          <w:rFonts w:ascii="Times New Roman" w:hAnsi="Times New Roman" w:cs="Times New Roman" w:hint="cs"/>
+          <w:rtl/>
+        </w:rPr>
+        <w:t>הרא</w:t>
+      </w:r>
+      <w:r>
+        <w:rPr>
+          <w:rFonts w:ascii="Times New Roman" w:hAnsi="Times New Roman" w:cs="Times New Roman"/>
+          <w:rtl/>
+        </w:rPr>
+        <w:t>"</w:t>
+      </w:r>
+      <w:r>
+        <w:rPr>
+          <w:rFonts w:ascii="Times New Roman" w:hAnsi="Times New Roman" w:cs="Times New Roman" w:hint="cs"/>
+          <w:rtl/>
+        </w:rPr>
+        <w:t>ש</w:t>
+      </w:r>
+      <w:r>
+        <w:rPr>
+          <w:rFonts w:ascii="Times New Roman" w:hAnsi="Times New Roman" w:cs="Times New Roman"/>
+        </w:rPr>
+        <w:t xml:space="preserve"> that</w:t>
+      </w:r>
+      <w:r>
+        <w:rPr>
+          <w:rFonts w:ascii="Times New Roman" w:hAnsi="Times New Roman" w:cs="Times New Roman"/>
+        </w:rPr>
+        <w:t xml:space="preserve"> </w:t>
+      </w:r>
+      <w:r>
+        <w:rPr>
+          <w:rFonts w:ascii="Times New Roman" w:hAnsi="Times New Roman" w:cs="Times New Roman"/>
+        </w:rPr>
+        <w:t xml:space="preserve">in his time </w:t>
+      </w:r>
+      <w:r>
+        <w:rPr>
+          <w:rFonts w:ascii="Times New Roman" w:hAnsi="Times New Roman" w:cs="Times New Roman"/>
+        </w:rPr>
+        <w:t xml:space="preserve">there were so many </w:t>
+      </w:r>
+      <w:r>
+        <w:rPr>
+          <w:rFonts w:ascii="Times New Roman" w:hAnsi="Times New Roman" w:cs="Times New Roman" w:hint="cs"/>
+          <w:rtl/>
+        </w:rPr>
+        <w:t>ספרי</w:t>
+      </w:r>
+      <w:r>
+        <w:rPr>
+          <w:rFonts w:ascii="Times New Roman" w:hAnsi="Times New Roman" w:cs="Times New Roman"/>
+          <w:rtl/>
+        </w:rPr>
+        <w:t xml:space="preserve"> </w:t>
+      </w:r>
+      <w:r>
+        <w:rPr>
+          <w:rFonts w:ascii="Times New Roman" w:hAnsi="Times New Roman" w:cs="Times New Roman" w:hint="cs"/>
+          <w:rtl/>
+        </w:rPr>
+        <w:t>תורה</w:t>
+      </w:r>
+      <w:r>
+        <w:rPr>
+          <w:rFonts w:ascii="Times New Roman" w:hAnsi="Times New Roman" w:cs="Times New Roman"/>
+        </w:rPr>
+        <w:t xml:space="preserve"> standing in the </w:t>
+      </w:r>
+      <w:r>
+        <w:rPr>
+          <w:rFonts w:ascii="Times New Roman" w:hAnsi="Times New Roman" w:cs="Times New Roman" w:hint="cs"/>
+          <w:rtl/>
+        </w:rPr>
+        <w:t>ארון</w:t>
+      </w:r>
+      <w:r>
+        <w:rPr>
+          <w:rFonts w:ascii="Times New Roman" w:hAnsi="Times New Roman" w:cs="Times New Roman"/>
+          <w:rtl/>
+        </w:rPr>
+        <w:t xml:space="preserve"> </w:t>
+      </w:r>
+      <w:r>
+        <w:rPr>
+          <w:rFonts w:ascii="Times New Roman" w:hAnsi="Times New Roman" w:cs="Times New Roman" w:hint="cs"/>
+          <w:rtl/>
+        </w:rPr>
+        <w:t>קודש</w:t>
+      </w:r>
+      <w:r>
+        <w:rPr>
+          <w:rFonts w:ascii="Times New Roman" w:hAnsi="Times New Roman" w:cs="Times New Roman"/>
+        </w:rPr>
+        <w:t xml:space="preserve"> </w:t>
+      </w:r>
+      <w:r>
+        <w:rPr>
+          <w:rFonts w:ascii="Times New Roman" w:hAnsi="Times New Roman" w:cs="Times New Roman"/>
+        </w:rPr>
+        <w:t>that</w:t>
+      </w:r>
+      <w:r>
+        <w:rPr>
+          <w:rFonts w:ascii="Times New Roman" w:hAnsi="Times New Roman" w:cs="Times New Roman"/>
+        </w:rPr>
+        <w:t xml:space="preserve"> they never got used, </w:t>
+      </w:r>
+      <w:r>
+        <w:rPr>
+          <w:rFonts w:ascii="Times New Roman" w:hAnsi="Times New Roman" w:cs="Times New Roman"/>
+        </w:rPr>
+        <w:t xml:space="preserve">and </w:t>
+      </w:r>
+      <w:r>
+        <w:rPr>
+          <w:rFonts w:ascii="Times New Roman" w:hAnsi="Times New Roman" w:cs="Times New Roman"/>
+        </w:rPr>
+        <w:t xml:space="preserve">he says a better way to fulfill this </w:t>
       </w:r>
       <w:r>
         <w:rPr>
@@ -734,507 +914,216 @@
         <w:rPr>
           <w:rFonts w:ascii="Times New Roman" w:hAnsi="Times New Roman" w:cs="Times New Roman"/>
         </w:rPr>
+        <w:t xml:space="preserve"> is to write </w:t>
+      </w:r>
+      <w:r>
+        <w:rPr>
+          <w:rFonts w:ascii="Times New Roman" w:hAnsi="Times New Roman" w:cs="Times New Roman" w:hint="cs"/>
+          <w:rtl/>
+        </w:rPr>
+        <w:t>ספרים</w:t>
+      </w:r>
+      <w:r>
+        <w:rPr>
+          <w:rFonts w:ascii="Times New Roman" w:hAnsi="Times New Roman" w:cs="Times New Roman"/>
+        </w:rPr>
+        <w:t xml:space="preserve"> of </w:t>
+      </w:r>
+      <w:r>
+        <w:rPr>
+          <w:rFonts w:ascii="Times New Roman" w:hAnsi="Times New Roman" w:cs="Times New Roman" w:hint="cs"/>
+          <w:rtl/>
+        </w:rPr>
+        <w:t>תורה</w:t>
+      </w:r>
+      <w:r>
+        <w:rPr>
+          <w:rFonts w:ascii="Times New Roman" w:hAnsi="Times New Roman" w:cs="Times New Roman"/>
+          <w:rtl/>
+        </w:rPr>
+        <w:t xml:space="preserve"> </w:t>
+      </w:r>
+      <w:r>
+        <w:rPr>
+          <w:rFonts w:ascii="Times New Roman" w:hAnsi="Times New Roman" w:cs="Times New Roman" w:hint="cs"/>
+          <w:rtl/>
+        </w:rPr>
+        <w:t>שבעל</w:t>
+      </w:r>
+      <w:r>
+        <w:rPr>
+          <w:rFonts w:ascii="Times New Roman" w:hAnsi="Times New Roman" w:cs="Times New Roman"/>
+          <w:rtl/>
+        </w:rPr>
+        <w:t xml:space="preserve"> </w:t>
+      </w:r>
+      <w:r>
+        <w:rPr>
+          <w:rFonts w:ascii="Times New Roman" w:hAnsi="Times New Roman" w:cs="Times New Roman" w:hint="cs"/>
+          <w:rtl/>
+        </w:rPr>
+        <w:t>פה</w:t>
+      </w:r>
+      <w:r>
+        <w:rPr>
+          <w:rFonts w:ascii="Times New Roman" w:hAnsi="Times New Roman" w:cs="Times New Roman"/>
+        </w:rPr>
+        <w:t>. A</w:t>
+      </w:r>
+      <w:r>
+        <w:rPr>
+          <w:rFonts w:ascii="Times New Roman" w:hAnsi="Times New Roman" w:cs="Times New Roman"/>
+        </w:rPr>
+        <w:t xml:space="preserve">s joyous as we are when we have a new </w:t>
+      </w:r>
+      <w:r>
+        <w:rPr>
+          <w:rFonts w:ascii="Times New Roman" w:hAnsi="Times New Roman" w:cs="Times New Roman" w:hint="cs"/>
+          <w:rtl/>
+        </w:rPr>
+        <w:t>ספר</w:t>
+      </w:r>
+      <w:r>
+        <w:rPr>
+          <w:rFonts w:ascii="Times New Roman" w:hAnsi="Times New Roman" w:cs="Times New Roman"/>
+          <w:rtl/>
+        </w:rPr>
+        <w:t xml:space="preserve"> </w:t>
+      </w:r>
+      <w:r>
+        <w:rPr>
+          <w:rFonts w:ascii="Times New Roman" w:hAnsi="Times New Roman" w:cs="Times New Roman" w:hint="cs"/>
+          <w:rtl/>
+        </w:rPr>
+        <w:t>תורה</w:t>
+      </w:r>
+      <w:r>
+        <w:rPr>
+          <w:rFonts w:ascii="Times New Roman" w:hAnsi="Times New Roman" w:cs="Times New Roman"/>
+        </w:rPr>
+        <w:t>, we make a parade and we</w:t>
+      </w:r>
+      <w:r>
+        <w:rPr>
+          <w:rFonts w:ascii="Times New Roman" w:hAnsi="Times New Roman" w:cs="Times New Roman"/>
+        </w:rPr>
+        <w:t>’</w:t>
+      </w:r>
+      <w:r>
+        <w:rPr>
+          <w:rFonts w:ascii="Times New Roman" w:hAnsi="Times New Roman" w:cs="Times New Roman"/>
+        </w:rPr>
+        <w:t xml:space="preserve">re so proud and happy to see a </w:t>
+      </w:r>
+      <w:r>
+        <w:rPr>
+          <w:rFonts w:ascii="Times New Roman" w:hAnsi="Times New Roman" w:cs="Times New Roman" w:hint="cs"/>
+          <w:rtl/>
+        </w:rPr>
+        <w:t>ספר</w:t>
+      </w:r>
+      <w:r>
+        <w:rPr>
+          <w:rFonts w:ascii="Times New Roman" w:hAnsi="Times New Roman" w:cs="Times New Roman"/>
+          <w:rtl/>
+        </w:rPr>
+        <w:t xml:space="preserve"> </w:t>
+      </w:r>
+      <w:r>
+        <w:rPr>
+          <w:rFonts w:ascii="Times New Roman" w:hAnsi="Times New Roman" w:cs="Times New Roman" w:hint="cs"/>
+          <w:rtl/>
+        </w:rPr>
+        <w:t>תורה</w:t>
+      </w:r>
+      <w:r>
+        <w:rPr>
+          <w:rFonts w:ascii="Times New Roman" w:hAnsi="Times New Roman" w:cs="Times New Roman"/>
+        </w:rPr>
+        <w:t xml:space="preserve"> joining the ranks of the </w:t>
+      </w:r>
+      <w:r>
+        <w:rPr>
+          <w:rFonts w:ascii="Times New Roman" w:hAnsi="Times New Roman" w:cs="Times New Roman" w:hint="cs"/>
+          <w:rtl/>
+        </w:rPr>
+        <w:t>ספרי</w:t>
+      </w:r>
+      <w:r>
+        <w:rPr>
+          <w:rFonts w:ascii="Times New Roman" w:hAnsi="Times New Roman" w:cs="Times New Roman"/>
+          <w:rtl/>
+        </w:rPr>
+        <w:t xml:space="preserve"> </w:t>
+      </w:r>
+      <w:r>
+        <w:rPr>
+          <w:rFonts w:ascii="Times New Roman" w:hAnsi="Times New Roman" w:cs="Times New Roman" w:hint="cs"/>
+          <w:rtl/>
+        </w:rPr>
+        <w:t>תורה</w:t>
+      </w:r>
+      <w:r>
+        <w:rPr>
+          <w:rFonts w:ascii="Times New Roman" w:hAnsi="Times New Roman" w:cs="Times New Roman"/>
+        </w:rPr>
+        <w:t xml:space="preserve">, he says </w:t>
+      </w:r>
+      <w:r>
+        <w:rPr>
+          <w:rFonts w:ascii="Times New Roman" w:hAnsi="Times New Roman" w:cs="Times New Roman"/>
+        </w:rPr>
+        <w:t>that it</w:t>
+      </w:r>
+      <w:r>
+        <w:rPr>
+          <w:rFonts w:ascii="Times New Roman" w:hAnsi="Times New Roman" w:cs="Times New Roman"/>
+        </w:rPr>
+        <w:t>’</w:t>
+      </w:r>
+      <w:r>
+        <w:rPr>
+          <w:rFonts w:ascii="Times New Roman" w:hAnsi="Times New Roman" w:cs="Times New Roman"/>
+        </w:rPr>
+        <w:t xml:space="preserve">s an </w:t>
+      </w:r>
+      <w:r>
+        <w:rPr>
+          <w:rFonts w:ascii="Times New Roman" w:hAnsi="Times New Roman" w:cs="Times New Roman"/>
+        </w:rPr>
+        <w:t xml:space="preserve">even greater </w:t>
+      </w:r>
+      <w:r>
+        <w:rPr>
+          <w:rFonts w:ascii="Times New Roman" w:hAnsi="Times New Roman" w:cs="Times New Roman" w:hint="cs"/>
+          <w:rtl/>
+        </w:rPr>
+        <w:t>מצוה</w:t>
+      </w:r>
+      <w:r>
+        <w:rPr>
+          <w:rFonts w:ascii="Times New Roman" w:hAnsi="Times New Roman" w:cs="Times New Roman"/>
+        </w:rPr>
+        <w:t xml:space="preserve"> </w:t>
+      </w:r>
+      <w:r>
+        <w:rPr>
+          <w:rFonts w:ascii="Times New Roman" w:hAnsi="Times New Roman" w:cs="Times New Roman"/>
+        </w:rPr>
+        <w:t xml:space="preserve">to write </w:t>
+      </w:r>
+      <w:r>
+        <w:rPr>
+          <w:rFonts w:ascii="Times New Roman" w:hAnsi="Times New Roman" w:cs="Times New Roman" w:hint="cs"/>
+          <w:rtl/>
+        </w:rPr>
+        <w:t>ספרים</w:t>
+      </w:r>
+      <w:r>
+        <w:rPr>
+          <w:rFonts w:ascii="Times New Roman" w:hAnsi="Times New Roman" w:cs="Times New Roman"/>
+        </w:rPr>
         <w:t>.</w:t>
-      </w:r>
-      <w:r>
-        <w:rPr>
-          <w:rFonts w:ascii="Times New Roman" w:hAnsi="Times New Roman" w:cs="Times New Roman"/>
-        </w:rPr>
-        <w:t xml:space="preserve"> What is the point? Listen to this. The </w:t>
-      </w:r>
-      <w:r>
-        <w:rPr>
-          <w:rFonts w:ascii="Times New Roman" w:hAnsi="Times New Roman" w:cs="Times New Roman" w:hint="cs"/>
-          <w:rtl/>
-        </w:rPr>
-        <w:t>רא</w:t>
-      </w:r>
-      <w:r>
-        <w:rPr>
-          <w:rFonts w:ascii="Times New Roman" w:hAnsi="Times New Roman" w:cs="Times New Roman"/>
-          <w:rtl/>
-        </w:rPr>
-        <w:t>״</w:t>
-      </w:r>
-      <w:r>
-        <w:rPr>
-          <w:rFonts w:ascii="Times New Roman" w:hAnsi="Times New Roman" w:cs="Times New Roman" w:hint="cs"/>
-          <w:rtl/>
-        </w:rPr>
-        <w:t>ש</w:t>
-      </w:r>
-      <w:r>
-        <w:rPr>
-          <w:rFonts w:ascii="Times New Roman" w:hAnsi="Times New Roman" w:cs="Times New Roman"/>
-        </w:rPr>
-        <w:t xml:space="preserve">, no less than the </w:t>
-      </w:r>
-      <w:r>
-        <w:rPr>
-          <w:rFonts w:ascii="Times New Roman" w:hAnsi="Times New Roman" w:cs="Times New Roman" w:hint="cs"/>
-          <w:rtl/>
-        </w:rPr>
-        <w:t>רא</w:t>
-      </w:r>
-      <w:r>
-        <w:rPr>
-          <w:rFonts w:ascii="Times New Roman" w:hAnsi="Times New Roman" w:cs="Times New Roman"/>
-          <w:rtl/>
-        </w:rPr>
-        <w:t>״</w:t>
-      </w:r>
-      <w:r>
-        <w:rPr>
-          <w:rFonts w:ascii="Times New Roman" w:hAnsi="Times New Roman" w:cs="Times New Roman" w:hint="cs"/>
-          <w:rtl/>
-        </w:rPr>
-        <w:t>ש</w:t>
-      </w:r>
-      <w:r>
-        <w:rPr>
-          <w:rFonts w:ascii="Times New Roman" w:hAnsi="Times New Roman" w:cs="Times New Roman"/>
-        </w:rPr>
-        <w:t>,</w:t>
-      </w:r>
-      <w:r>
-        <w:rPr>
-          <w:rFonts w:ascii="Times New Roman" w:hAnsi="Times New Roman" w:cs="Times New Roman"/>
-        </w:rPr>
-        <w:t xml:space="preserve"> which</w:t>
-      </w:r>
-      <w:r>
-        <w:rPr>
-          <w:rFonts w:ascii="Times New Roman" w:hAnsi="Times New Roman" w:cs="Times New Roman"/>
-        </w:rPr>
-        <w:t xml:space="preserve"> </w:t>
-      </w:r>
-      <w:r>
-        <w:rPr>
-          <w:rFonts w:ascii="Times New Roman" w:hAnsi="Times New Roman" w:cs="Times New Roman"/>
-        </w:rPr>
-        <w:t xml:space="preserve">the </w:t>
-      </w:r>
-      <w:r>
-        <w:rPr>
-          <w:rFonts w:ascii="Times New Roman" w:hAnsi="Times New Roman" w:cs="Times New Roman" w:hint="cs"/>
-          <w:rtl/>
-        </w:rPr>
-        <w:t>שלחן</w:t>
-      </w:r>
-      <w:r>
-        <w:rPr>
-          <w:rFonts w:ascii="Times New Roman" w:hAnsi="Times New Roman" w:cs="Times New Roman"/>
-          <w:rtl/>
-        </w:rPr>
-        <w:t xml:space="preserve"> </w:t>
-      </w:r>
-      <w:r>
-        <w:rPr>
-          <w:rFonts w:ascii="Times New Roman" w:hAnsi="Times New Roman" w:cs="Times New Roman" w:hint="cs"/>
-          <w:rtl/>
-        </w:rPr>
-        <w:t>ערוך</w:t>
-      </w:r>
-      <w:r>
-        <w:rPr>
-          <w:rFonts w:ascii="Times New Roman" w:hAnsi="Times New Roman" w:cs="Times New Roman"/>
-        </w:rPr>
-        <w:t xml:space="preserve"> and all of our </w:t>
-      </w:r>
-      <w:r>
-        <w:rPr>
-          <w:rFonts w:ascii="Times New Roman" w:hAnsi="Times New Roman" w:cs="Times New Roman" w:hint="cs"/>
-          <w:rtl/>
-        </w:rPr>
-        <w:t>פוסקים</w:t>
-      </w:r>
-      <w:r>
-        <w:rPr>
-          <w:rFonts w:ascii="Times New Roman" w:hAnsi="Times New Roman" w:cs="Times New Roman"/>
-        </w:rPr>
-        <w:t xml:space="preserve"> </w:t>
-      </w:r>
-      <w:r>
-        <w:rPr>
-          <w:rFonts w:ascii="Times New Roman" w:hAnsi="Times New Roman" w:cs="Times New Roman"/>
-        </w:rPr>
-        <w:t xml:space="preserve">come </w:t>
-      </w:r>
-      <w:r>
-        <w:rPr>
-          <w:rFonts w:ascii="Times New Roman" w:hAnsi="Times New Roman" w:cs="Times New Roman"/>
-        </w:rPr>
-        <w:t>from</w:t>
-      </w:r>
-      <w:r>
-        <w:rPr>
-          <w:rFonts w:ascii="Times New Roman" w:hAnsi="Times New Roman" w:cs="Times New Roman"/>
-        </w:rPr>
-        <w:t>,</w:t>
-      </w:r>
-      <w:r>
-        <w:rPr>
-          <w:rFonts w:ascii="Times New Roman" w:hAnsi="Times New Roman" w:cs="Times New Roman"/>
-        </w:rPr>
-        <w:t xml:space="preserve"> </w:t>
-      </w:r>
-      <w:r>
-        <w:rPr>
-          <w:rFonts w:ascii="Times New Roman" w:hAnsi="Times New Roman" w:cs="Times New Roman"/>
-        </w:rPr>
-        <w:t>writes in</w:t>
-      </w:r>
-      <w:r>
-        <w:rPr>
-          <w:rFonts w:ascii="Times New Roman" w:hAnsi="Times New Roman" w:cs="Times New Roman"/>
-        </w:rPr>
-        <w:t xml:space="preserve"> </w:t>
-      </w:r>
-      <w:r>
-        <w:rPr>
-          <w:rFonts w:ascii="Times New Roman" w:hAnsi="Times New Roman" w:cs="Times New Roman" w:hint="cs"/>
-          <w:rtl/>
-        </w:rPr>
-        <w:t>פסקי</w:t>
-      </w:r>
-      <w:r>
-        <w:rPr>
-          <w:rFonts w:ascii="Times New Roman" w:hAnsi="Times New Roman" w:cs="Times New Roman"/>
-          <w:rtl/>
-        </w:rPr>
-        <w:t xml:space="preserve"> </w:t>
-      </w:r>
-      <w:r>
-        <w:rPr>
-          <w:rFonts w:ascii="Times New Roman" w:hAnsi="Times New Roman" w:cs="Times New Roman" w:hint="cs"/>
-          <w:rtl/>
-        </w:rPr>
-        <w:t>הרא</w:t>
-      </w:r>
-      <w:r>
-        <w:rPr>
-          <w:rFonts w:ascii="Times New Roman" w:hAnsi="Times New Roman" w:cs="Times New Roman"/>
-          <w:rtl/>
-        </w:rPr>
-        <w:t>״</w:t>
-      </w:r>
-      <w:r>
-        <w:rPr>
-          <w:rFonts w:ascii="Times New Roman" w:hAnsi="Times New Roman" w:cs="Times New Roman" w:hint="cs"/>
-          <w:rtl/>
-        </w:rPr>
-        <w:t>ש</w:t>
-      </w:r>
-      <w:r>
-        <w:rPr>
-          <w:rFonts w:ascii="Times New Roman" w:hAnsi="Times New Roman" w:cs="Times New Roman"/>
-        </w:rPr>
-        <w:t xml:space="preserve"> that</w:t>
-      </w:r>
-      <w:r>
-        <w:rPr>
-          <w:rFonts w:ascii="Times New Roman" w:hAnsi="Times New Roman" w:cs="Times New Roman"/>
-        </w:rPr>
-        <w:t xml:space="preserve"> </w:t>
-      </w:r>
-      <w:r>
-        <w:rPr>
-          <w:rFonts w:ascii="Times New Roman" w:hAnsi="Times New Roman" w:cs="Times New Roman"/>
-        </w:rPr>
-        <w:t xml:space="preserve">in his time </w:t>
-      </w:r>
-      <w:r>
-        <w:rPr>
-          <w:rFonts w:ascii="Times New Roman" w:hAnsi="Times New Roman" w:cs="Times New Roman"/>
-        </w:rPr>
-        <w:t xml:space="preserve">there were so many </w:t>
-      </w:r>
-      <w:r>
-        <w:rPr>
-          <w:rFonts w:ascii="Times New Roman" w:hAnsi="Times New Roman" w:cs="Times New Roman" w:hint="cs"/>
-          <w:rtl/>
-        </w:rPr>
-        <w:t>ספרי</w:t>
-      </w:r>
-      <w:r>
-        <w:rPr>
-          <w:rFonts w:ascii="Times New Roman" w:hAnsi="Times New Roman" w:cs="Times New Roman"/>
-          <w:rtl/>
-        </w:rPr>
-        <w:t xml:space="preserve"> </w:t>
-      </w:r>
-      <w:r>
-        <w:rPr>
-          <w:rFonts w:ascii="Times New Roman" w:hAnsi="Times New Roman" w:cs="Times New Roman" w:hint="cs"/>
-          <w:rtl/>
-        </w:rPr>
-        <w:t>תורה</w:t>
-      </w:r>
-      <w:r>
-        <w:rPr>
-          <w:rFonts w:ascii="Times New Roman" w:hAnsi="Times New Roman" w:cs="Times New Roman"/>
-        </w:rPr>
-        <w:t xml:space="preserve"> standing in the </w:t>
-      </w:r>
-      <w:r>
-        <w:rPr>
-          <w:rFonts w:ascii="Times New Roman" w:hAnsi="Times New Roman" w:cs="Times New Roman" w:hint="cs"/>
-          <w:rtl/>
-        </w:rPr>
-        <w:t>ארון</w:t>
-      </w:r>
-      <w:r>
-        <w:rPr>
-          <w:rFonts w:ascii="Times New Roman" w:hAnsi="Times New Roman" w:cs="Times New Roman"/>
-          <w:rtl/>
-        </w:rPr>
-        <w:t xml:space="preserve"> </w:t>
-      </w:r>
-      <w:r>
-        <w:rPr>
-          <w:rFonts w:ascii="Times New Roman" w:hAnsi="Times New Roman" w:cs="Times New Roman" w:hint="cs"/>
-          <w:rtl/>
-        </w:rPr>
-        <w:t>קודש</w:t>
-      </w:r>
-      <w:r>
-        <w:rPr>
-          <w:rFonts w:ascii="Times New Roman" w:hAnsi="Times New Roman" w:cs="Times New Roman"/>
-        </w:rPr>
-        <w:t xml:space="preserve"> </w:t>
-      </w:r>
-      <w:r>
-        <w:rPr>
-          <w:rFonts w:ascii="Times New Roman" w:hAnsi="Times New Roman" w:cs="Times New Roman"/>
-        </w:rPr>
-        <w:t>that</w:t>
-      </w:r>
-      <w:r>
-        <w:rPr>
-          <w:rFonts w:ascii="Times New Roman" w:hAnsi="Times New Roman" w:cs="Times New Roman"/>
-        </w:rPr>
-        <w:t xml:space="preserve"> they never got used, </w:t>
-      </w:r>
-      <w:r>
-        <w:rPr>
-          <w:rFonts w:ascii="Times New Roman" w:hAnsi="Times New Roman" w:cs="Times New Roman"/>
-        </w:rPr>
-        <w:t xml:space="preserve">and </w:t>
-      </w:r>
-      <w:r>
-        <w:rPr>
-          <w:rFonts w:ascii="Times New Roman" w:hAnsi="Times New Roman" w:cs="Times New Roman"/>
-        </w:rPr>
-        <w:t xml:space="preserve">he says a better way to fulfill this </w:t>
-      </w:r>
-      <w:r>
-        <w:rPr>
-          <w:rFonts w:ascii="Times New Roman" w:hAnsi="Times New Roman" w:cs="Times New Roman" w:hint="cs"/>
-          <w:rtl/>
-        </w:rPr>
-        <w:t>מצוה</w:t>
-      </w:r>
-      <w:r>
-        <w:rPr>
-          <w:rFonts w:ascii="Times New Roman" w:hAnsi="Times New Roman" w:cs="Times New Roman"/>
-        </w:rPr>
-        <w:t xml:space="preserve">, believe it or not, as joyous as we are when we have a new </w:t>
-      </w:r>
-      <w:r>
-        <w:rPr>
-          <w:rFonts w:ascii="Times New Roman" w:hAnsi="Times New Roman" w:cs="Times New Roman" w:hint="cs"/>
-          <w:rtl/>
-        </w:rPr>
-        <w:t>ספר</w:t>
-      </w:r>
-      <w:r>
-        <w:rPr>
-          <w:rFonts w:ascii="Times New Roman" w:hAnsi="Times New Roman" w:cs="Times New Roman"/>
-          <w:rtl/>
-        </w:rPr>
-        <w:t xml:space="preserve"> </w:t>
-      </w:r>
-      <w:r>
-        <w:rPr>
-          <w:rFonts w:ascii="Times New Roman" w:hAnsi="Times New Roman" w:cs="Times New Roman" w:hint="cs"/>
-          <w:rtl/>
-        </w:rPr>
-        <w:t>תורה</w:t>
-      </w:r>
-      <w:r>
-        <w:rPr>
-          <w:rFonts w:ascii="Times New Roman" w:hAnsi="Times New Roman" w:cs="Times New Roman"/>
-        </w:rPr>
-        <w:t>, we make a parade and we</w:t>
-      </w:r>
-      <w:r>
-        <w:rPr>
-          <w:rFonts w:ascii="Times New Roman" w:hAnsi="Times New Roman" w:cs="Times New Roman"/>
-        </w:rPr>
-        <w:t>’</w:t>
-      </w:r>
-      <w:r>
-        <w:rPr>
-          <w:rFonts w:ascii="Times New Roman" w:hAnsi="Times New Roman" w:cs="Times New Roman"/>
-        </w:rPr>
-        <w:t xml:space="preserve">re so proud and happy to see a </w:t>
-      </w:r>
-      <w:r>
-        <w:rPr>
-          <w:rFonts w:ascii="Times New Roman" w:hAnsi="Times New Roman" w:cs="Times New Roman" w:hint="cs"/>
-          <w:rtl/>
-        </w:rPr>
-        <w:t>ספר</w:t>
-      </w:r>
-      <w:r>
-        <w:rPr>
-          <w:rFonts w:ascii="Times New Roman" w:hAnsi="Times New Roman" w:cs="Times New Roman"/>
-          <w:rtl/>
-        </w:rPr>
-        <w:t xml:space="preserve"> </w:t>
-      </w:r>
-      <w:r>
-        <w:rPr>
-          <w:rFonts w:ascii="Times New Roman" w:hAnsi="Times New Roman" w:cs="Times New Roman" w:hint="cs"/>
-          <w:rtl/>
-        </w:rPr>
-        <w:t>תורה</w:t>
-      </w:r>
-      <w:r>
-        <w:rPr>
-          <w:rFonts w:ascii="Times New Roman" w:hAnsi="Times New Roman" w:cs="Times New Roman"/>
-        </w:rPr>
-        <w:t xml:space="preserve"> joining the ranks of the </w:t>
-      </w:r>
-      <w:r>
-        <w:rPr>
-          <w:rFonts w:ascii="Times New Roman" w:hAnsi="Times New Roman" w:cs="Times New Roman" w:hint="cs"/>
-          <w:rtl/>
-        </w:rPr>
-        <w:t>ספרי</w:t>
-      </w:r>
-      <w:r>
-        <w:rPr>
-          <w:rFonts w:ascii="Times New Roman" w:hAnsi="Times New Roman" w:cs="Times New Roman"/>
-          <w:rtl/>
-        </w:rPr>
-        <w:t xml:space="preserve"> </w:t>
-      </w:r>
-      <w:r>
-        <w:rPr>
-          <w:rFonts w:ascii="Times New Roman" w:hAnsi="Times New Roman" w:cs="Times New Roman" w:hint="cs"/>
-          <w:rtl/>
-        </w:rPr>
-        <w:t>תורה</w:t>
-      </w:r>
-      <w:r>
-        <w:rPr>
-          <w:rFonts w:ascii="Times New Roman" w:hAnsi="Times New Roman" w:cs="Times New Roman"/>
-        </w:rPr>
-        <w:t xml:space="preserve">, he says </w:t>
-      </w:r>
-      <w:r>
-        <w:rPr>
-          <w:rFonts w:ascii="Times New Roman" w:hAnsi="Times New Roman" w:cs="Times New Roman"/>
-        </w:rPr>
-        <w:t>that it</w:t>
-      </w:r>
-      <w:r>
-        <w:rPr>
-          <w:rFonts w:ascii="Times New Roman" w:hAnsi="Times New Roman" w:cs="Times New Roman"/>
-        </w:rPr>
-        <w:t>’</w:t>
-      </w:r>
-      <w:r>
-        <w:rPr>
-          <w:rFonts w:ascii="Times New Roman" w:hAnsi="Times New Roman" w:cs="Times New Roman"/>
-        </w:rPr>
-        <w:t xml:space="preserve">s an </w:t>
-      </w:r>
-      <w:r>
-        <w:rPr>
-          <w:rFonts w:ascii="Times New Roman" w:hAnsi="Times New Roman" w:cs="Times New Roman"/>
-        </w:rPr>
-        <w:t xml:space="preserve">even greater </w:t>
-      </w:r>
-      <w:r>
-        <w:rPr>
-          <w:rFonts w:ascii="Times New Roman" w:hAnsi="Times New Roman" w:cs="Times New Roman" w:hint="cs"/>
-          <w:rtl/>
-        </w:rPr>
-        <w:t>מצוה</w:t>
-      </w:r>
-      <w:r>
-        <w:rPr>
-          <w:rFonts w:ascii="Times New Roman" w:hAnsi="Times New Roman" w:cs="Times New Roman"/>
-        </w:rPr>
-        <w:t xml:space="preserve"> </w:t>
-      </w:r>
-      <w:r>
-        <w:rPr>
-          <w:rFonts w:ascii="Times New Roman" w:hAnsi="Times New Roman" w:cs="Times New Roman"/>
-        </w:rPr>
-        <w:t xml:space="preserve">to write </w:t>
-      </w:r>
-      <w:r>
-        <w:rPr>
-          <w:rFonts w:ascii="Times New Roman" w:hAnsi="Times New Roman" w:cs="Times New Roman" w:hint="cs"/>
-          <w:rtl/>
-        </w:rPr>
-        <w:t>ספרים</w:t>
-      </w:r>
-      <w:r>
-        <w:rPr>
-          <w:rFonts w:ascii="Times New Roman" w:hAnsi="Times New Roman" w:cs="Times New Roman"/>
-        </w:rPr>
-        <w:t xml:space="preserve"> </w:t>
-      </w:r>
-      <w:r>
-        <w:rPr>
-          <w:rFonts w:ascii="Times New Roman" w:hAnsi="Times New Roman" w:cs="Times New Roman"/>
-        </w:rPr>
-        <w:t xml:space="preserve">of </w:t>
-      </w:r>
-      <w:r>
-        <w:rPr>
-          <w:rFonts w:ascii="Times New Roman" w:hAnsi="Times New Roman" w:cs="Times New Roman" w:hint="cs"/>
-          <w:rtl/>
-        </w:rPr>
-        <w:t>תורה</w:t>
-      </w:r>
-      <w:r>
-        <w:rPr>
-          <w:rFonts w:ascii="Times New Roman" w:hAnsi="Times New Roman" w:cs="Times New Roman"/>
-          <w:rtl/>
-        </w:rPr>
-        <w:t xml:space="preserve"> </w:t>
-      </w:r>
-      <w:r>
-        <w:rPr>
-          <w:rFonts w:ascii="Times New Roman" w:hAnsi="Times New Roman" w:cs="Times New Roman" w:hint="cs"/>
-          <w:rtl/>
-        </w:rPr>
-        <w:t>שבעל</w:t>
-      </w:r>
-      <w:r>
-        <w:rPr>
-          <w:rFonts w:ascii="Times New Roman" w:hAnsi="Times New Roman" w:cs="Times New Roman"/>
-          <w:rtl/>
-        </w:rPr>
-        <w:t xml:space="preserve"> </w:t>
-      </w:r>
-      <w:r>
-        <w:rPr>
-          <w:rFonts w:ascii="Times New Roman" w:hAnsi="Times New Roman" w:cs="Times New Roman" w:hint="cs"/>
-          <w:rtl/>
-        </w:rPr>
-        <w:t>פה</w:t>
-      </w:r>
-      <w:r>
-        <w:rPr>
-          <w:rFonts w:ascii="Times New Roman" w:hAnsi="Times New Roman" w:cs="Times New Roman"/>
-        </w:rPr>
-        <w:t xml:space="preserve">. </w:t>
       </w:r>
     </w:p>
     <w:p>
@@ -1248,33 +1137,165 @@
         <w:rPr>
           <w:rFonts w:ascii="Times New Roman" w:hAnsi="Times New Roman" w:cs="Times New Roman"/>
         </w:rPr>
-        <w:t xml:space="preserve">When a person sits down and writes </w:t>
-      </w:r>
-      <w:r>
-        <w:rPr>
-          <w:rFonts w:ascii="Times New Roman" w:hAnsi="Times New Roman" w:cs="Times New Roman" w:hint="cs"/>
-          <w:rtl/>
-        </w:rPr>
-        <w:t>חידושים</w:t>
-      </w:r>
-      <w:r>
-        <w:rPr>
-          <w:rFonts w:ascii="Times New Roman" w:hAnsi="Times New Roman" w:cs="Times New Roman"/>
-        </w:rPr>
-        <w:t xml:space="preserve">, when a person sits down and writes </w:t>
-      </w:r>
-      <w:r>
-        <w:rPr>
-          <w:rFonts w:ascii="Times New Roman" w:hAnsi="Times New Roman" w:cs="Times New Roman" w:hint="cs"/>
-          <w:rtl/>
-        </w:rPr>
-        <w:t>ספרים</w:t>
-      </w:r>
-      <w:r>
-        <w:rPr>
-          <w:rFonts w:ascii="Times New Roman" w:hAnsi="Times New Roman" w:cs="Times New Roman"/>
-        </w:rPr>
-        <w:t xml:space="preserve"> and he</w:t>
+        <w:t xml:space="preserve">How does </w:t>
+      </w:r>
+      <w:r>
+        <w:rPr>
+          <w:rFonts w:ascii="Times New Roman" w:hAnsi="Times New Roman" w:cs="Times New Roman"/>
+        </w:rPr>
+        <w:t xml:space="preserve">the </w:t>
+      </w:r>
+      <w:r>
+        <w:rPr>
+          <w:rFonts w:ascii="Times New Roman" w:hAnsi="Times New Roman" w:cs="Times New Roman" w:hint="cs"/>
+          <w:rtl/>
+        </w:rPr>
+        <w:t>רא</w:t>
+      </w:r>
+      <w:r>
+        <w:rPr>
+          <w:rFonts w:ascii="Times New Roman" w:hAnsi="Times New Roman" w:cs="Times New Roman"/>
+          <w:rtl/>
+        </w:rPr>
+        <w:t>"</w:t>
+      </w:r>
+      <w:r>
+        <w:rPr>
+          <w:rFonts w:ascii="Times New Roman" w:hAnsi="Times New Roman" w:cs="Times New Roman" w:hint="cs"/>
+          <w:rtl/>
+        </w:rPr>
+        <w:t>ש</w:t>
+      </w:r>
+      <w:r>
+        <w:rPr>
+          <w:rFonts w:ascii="Times New Roman" w:hAnsi="Times New Roman" w:cs="Times New Roman"/>
+        </w:rPr>
+        <w:t xml:space="preserve"> know that? </w:t>
+      </w:r>
+      <w:r>
+        <w:rPr>
+          <w:rFonts w:ascii="Times New Roman" w:hAnsi="Times New Roman" w:cs="Times New Roman"/>
+        </w:rPr>
+        <w:t>Because</w:t>
+      </w:r>
+      <w:r>
+        <w:rPr>
+          <w:rFonts w:ascii="Times New Roman" w:hAnsi="Times New Roman" w:cs="Times New Roman"/>
+        </w:rPr>
+        <w:t xml:space="preserve"> the </w:t>
+      </w:r>
+      <w:r>
+        <w:rPr>
+          <w:rFonts w:ascii="Times New Roman" w:hAnsi="Times New Roman" w:cs="Times New Roman" w:hint="cs"/>
+        </w:rPr>
+        <w:t>pasuk</w:t>
+      </w:r>
+      <w:r>
+        <w:rPr>
+          <w:rFonts w:ascii="Times New Roman" w:hAnsi="Times New Roman" w:cs="Times New Roman"/>
+        </w:rPr>
+        <w:t xml:space="preserve"> says</w:t>
+      </w:r>
+      <w:r>
+        <w:rPr>
+          <w:rFonts w:ascii="Times New Roman" w:hAnsi="Times New Roman" w:cs="Times New Roman" w:hint="cs"/>
+          <w:rtl/>
+        </w:rPr>
+        <w:t xml:space="preserve"> וְעַתָּה</w:t>
+      </w:r>
+      <w:r>
+        <w:rPr>
+          <w:rFonts w:ascii="Times New Roman" w:hAnsi="Times New Roman" w:cs="Times New Roman"/>
+          <w:rtl/>
+        </w:rPr>
+        <w:t xml:space="preserve"> </w:t>
+      </w:r>
+      <w:r>
+        <w:rPr>
+          <w:rFonts w:ascii="Times New Roman" w:hAnsi="Times New Roman" w:cs="Times New Roman"/>
+        </w:rPr>
+        <w:t>-</w:t>
+      </w:r>
+      <w:r>
+        <w:rPr>
+          <w:rFonts w:ascii="Times New Roman" w:hAnsi="Times New Roman" w:cs="Times New Roman"/>
+        </w:rPr>
+        <w:t xml:space="preserve"> and now. </w:t>
+      </w:r>
+      <w:r>
+        <w:rPr>
+          <w:rFonts w:ascii="Times New Roman" w:hAnsi="Times New Roman" w:cs="Times New Roman"/>
+        </w:rPr>
+        <w:t>W</w:t>
+      </w:r>
+      <w:r>
+        <w:rPr>
+          <w:rFonts w:ascii="Times New Roman" w:hAnsi="Times New Roman" w:cs="Times New Roman"/>
+        </w:rPr>
+        <w:t xml:space="preserve">hy </w:t>
+      </w:r>
+      <w:r>
+        <w:rPr>
+          <w:rFonts w:ascii="Times New Roman" w:hAnsi="Times New Roman" w:cs="Times New Roman"/>
+        </w:rPr>
+        <w:t>“</w:t>
+      </w:r>
+      <w:r>
+        <w:rPr>
+          <w:rFonts w:ascii="Times New Roman" w:hAnsi="Times New Roman" w:cs="Times New Roman"/>
+        </w:rPr>
+        <w:t>and now</w:t>
+      </w:r>
+      <w:r>
+        <w:rPr>
+          <w:rFonts w:ascii="Times New Roman" w:hAnsi="Times New Roman" w:cs="Times New Roman"/>
+        </w:rPr>
+        <w:t>” -</w:t>
+      </w:r>
+      <w:r>
+        <w:rPr>
+          <w:rFonts w:ascii="Times New Roman" w:hAnsi="Times New Roman" w:cs="Times New Roman"/>
+        </w:rPr>
+        <w:t xml:space="preserve"> only now? </w:t>
+      </w:r>
+      <w:r>
+        <w:rPr>
+          <w:rFonts w:ascii="Times New Roman" w:hAnsi="Times New Roman" w:cs="Times New Roman"/>
+        </w:rPr>
+        <w:t xml:space="preserve">He </w:t>
+      </w:r>
+      <w:r>
+        <w:rPr>
+          <w:rFonts w:ascii="Times New Roman" w:hAnsi="Times New Roman" w:cs="Times New Roman"/>
+        </w:rPr>
+        <w:t>explains that in</w:t>
+      </w:r>
+      <w:r>
+        <w:rPr>
+          <w:rFonts w:ascii="Times New Roman" w:hAnsi="Times New Roman" w:cs="Times New Roman"/>
+        </w:rPr>
+        <w:t xml:space="preserve"> </w:t>
+      </w:r>
+      <w:r>
+        <w:rPr>
+          <w:rFonts w:ascii="Times New Roman" w:hAnsi="Times New Roman" w:cs="Times New Roman" w:hint="cs"/>
+          <w:rtl/>
+        </w:rPr>
+        <w:t>משה</w:t>
+      </w:r>
+      <w:r>
+        <w:rPr>
+          <w:rFonts w:ascii="Times New Roman" w:hAnsi="Times New Roman" w:cs="Times New Roman"/>
+          <w:rtl/>
+        </w:rPr>
+        <w:t xml:space="preserve"> </w:t>
+      </w:r>
+      <w:r>
+        <w:rPr>
+          <w:rFonts w:ascii="Times New Roman" w:hAnsi="Times New Roman" w:cs="Times New Roman" w:hint="cs"/>
+          <w:rtl/>
+        </w:rPr>
+        <w:t>רבינו</w:t>
       </w:r>
       <w:r>
         <w:rPr>
@@ -1286,7 +1307,21 @@
         <w:rPr>
           <w:rFonts w:ascii="Times New Roman" w:hAnsi="Times New Roman" w:cs="Times New Roman"/>
         </w:rPr>
-        <w:t xml:space="preserve">s learning </w:t>
+        <w:t xml:space="preserve">s time, when there were very few </w:t>
+      </w:r>
+      <w:r>
+        <w:rPr>
+          <w:rFonts w:ascii="Times New Roman" w:hAnsi="Times New Roman" w:cs="Times New Roman" w:hint="cs"/>
+          <w:rtl/>
+        </w:rPr>
+        <w:t>ספרי</w:t>
+      </w:r>
+      <w:r>
+        <w:rPr>
+          <w:rFonts w:ascii="Times New Roman" w:hAnsi="Times New Roman" w:cs="Times New Roman"/>
+          <w:rtl/>
+        </w:rPr>
+        <w:t xml:space="preserve"> </w:t>
       </w:r>
       <w:r>
         <w:rPr>
@@ -1298,35 +1333,182 @@
       <w:r>
         <w:rPr>
           <w:rFonts w:ascii="Times New Roman" w:hAnsi="Times New Roman" w:cs="Times New Roman"/>
-          <w:rtl/>
-        </w:rPr>
-        <w:t xml:space="preserve"> </w:t>
-      </w:r>
-      <w:r>
-        <w:rPr>
-          <w:rFonts w:ascii="Times New Roman" w:hAnsi="Times New Roman" w:cs="Times New Roman" w:hint="cs"/>
-          <w:rtl/>
-        </w:rPr>
-        <w:t>בעמקות</w:t>
-      </w:r>
-      <w:r>
-        <w:rPr>
-          <w:rFonts w:ascii="Times New Roman" w:hAnsi="Times New Roman" w:cs="Times New Roman"/>
-        </w:rPr>
-        <w:t xml:space="preserve"> and with </w:t>
-      </w:r>
-      <w:r>
-        <w:rPr>
-          <w:rFonts w:ascii="Times New Roman" w:hAnsi="Times New Roman" w:cs="Times New Roman" w:hint="cs"/>
-          <w:rtl/>
-        </w:rPr>
-        <w:t>שלימות</w:t>
-      </w:r>
-      <w:r>
-        <w:rPr>
-          <w:rFonts w:ascii="Times New Roman" w:hAnsi="Times New Roman" w:cs="Times New Roman"/>
-        </w:rPr>
-        <w:t>, he</w:t>
+        </w:rPr>
+        <w:t xml:space="preserve">, each </w:t>
+      </w:r>
+      <w:r>
+        <w:rPr>
+          <w:rFonts w:ascii="Times New Roman" w:hAnsi="Times New Roman" w:cs="Times New Roman" w:hint="cs"/>
+          <w:rtl/>
+        </w:rPr>
+        <w:t>שבט</w:t>
+      </w:r>
+      <w:r>
+        <w:rPr>
+          <w:rFonts w:ascii="Times New Roman" w:hAnsi="Times New Roman" w:cs="Times New Roman"/>
+        </w:rPr>
+        <w:t xml:space="preserve"> having only one, then </w:t>
+      </w:r>
+      <w:r>
+        <w:rPr>
+          <w:rFonts w:ascii="Times New Roman" w:hAnsi="Times New Roman" w:cs="Times New Roman" w:hint="cs"/>
+          <w:rtl/>
+        </w:rPr>
+        <w:t>כִּתְבוּ</w:t>
+      </w:r>
+      <w:r>
+        <w:rPr>
+          <w:rFonts w:ascii="Times New Roman" w:hAnsi="Times New Roman" w:cs="Times New Roman"/>
+          <w:rtl/>
+        </w:rPr>
+        <w:t xml:space="preserve"> </w:t>
+      </w:r>
+      <w:r>
+        <w:rPr>
+          <w:rFonts w:ascii="Times New Roman" w:hAnsi="Times New Roman" w:cs="Times New Roman" w:hint="cs"/>
+          <w:rtl/>
+        </w:rPr>
+        <w:t>לָכֶם</w:t>
+      </w:r>
+      <w:r>
+        <w:rPr>
+          <w:rFonts w:ascii="Times New Roman" w:hAnsi="Times New Roman" w:cs="Times New Roman"/>
+          <w:rtl/>
+        </w:rPr>
+        <w:t xml:space="preserve"> </w:t>
+      </w:r>
+      <w:r>
+        <w:rPr>
+          <w:rFonts w:ascii="Times New Roman" w:hAnsi="Times New Roman" w:cs="Times New Roman" w:hint="cs"/>
+          <w:rtl/>
+        </w:rPr>
+        <w:t>אֶת</w:t>
+      </w:r>
+      <w:r>
+        <w:rPr>
+          <w:rFonts w:ascii="Times New Roman" w:hAnsi="Times New Roman" w:cs="Times New Roman"/>
+          <w:rtl/>
+        </w:rPr>
+        <w:t xml:space="preserve"> </w:t>
+      </w:r>
+      <w:r>
+        <w:rPr>
+          <w:rFonts w:ascii="Times New Roman" w:hAnsi="Times New Roman" w:cs="Times New Roman" w:hint="cs"/>
+          <w:rtl/>
+        </w:rPr>
+        <w:t>הַשִּׁירָה</w:t>
+      </w:r>
+      <w:r>
+        <w:rPr>
+          <w:rFonts w:ascii="Times New Roman" w:hAnsi="Times New Roman" w:cs="Times New Roman"/>
+          <w:rtl/>
+        </w:rPr>
+        <w:t xml:space="preserve"> </w:t>
+      </w:r>
+      <w:r>
+        <w:rPr>
+          <w:rFonts w:ascii="Times New Roman" w:hAnsi="Times New Roman" w:cs="Times New Roman" w:hint="cs"/>
+          <w:rtl/>
+        </w:rPr>
+        <w:t>הַזֹּאת</w:t>
+      </w:r>
+      <w:r>
+        <w:rPr>
+          <w:rFonts w:ascii="Times New Roman" w:hAnsi="Times New Roman" w:cs="Times New Roman"/>
+        </w:rPr>
+        <w:t xml:space="preserve"> meant the </w:t>
+      </w:r>
+      <w:r>
+        <w:rPr>
+          <w:rFonts w:ascii="Times New Roman" w:hAnsi="Times New Roman" w:cs="Times New Roman" w:hint="cs"/>
+          <w:rtl/>
+        </w:rPr>
+        <w:t>מצוה</w:t>
+      </w:r>
+      <w:r>
+        <w:rPr>
+          <w:rFonts w:ascii="Times New Roman" w:hAnsi="Times New Roman" w:cs="Times New Roman"/>
+        </w:rPr>
+        <w:t xml:space="preserve"> was to write </w:t>
+      </w:r>
+      <w:r>
+        <w:rPr>
+          <w:rFonts w:ascii="Times New Roman" w:hAnsi="Times New Roman" w:cs="Times New Roman" w:hint="cs"/>
+          <w:rtl/>
+        </w:rPr>
+        <w:t>תורה</w:t>
+      </w:r>
+      <w:r>
+        <w:rPr>
+          <w:rFonts w:ascii="Times New Roman" w:hAnsi="Times New Roman" w:cs="Times New Roman"/>
+          <w:rtl/>
+        </w:rPr>
+        <w:t xml:space="preserve"> </w:t>
+      </w:r>
+      <w:r>
+        <w:rPr>
+          <w:rFonts w:ascii="Times New Roman" w:hAnsi="Times New Roman" w:cs="Times New Roman" w:hint="cs"/>
+          <w:rtl/>
+        </w:rPr>
+        <w:t>שבכתב</w:t>
+      </w:r>
+      <w:r>
+        <w:rPr>
+          <w:rFonts w:ascii="Times New Roman" w:hAnsi="Times New Roman" w:cs="Times New Roman"/>
+        </w:rPr>
+        <w:t>.</w:t>
+      </w:r>
+      <w:r>
+        <w:rPr>
+          <w:rFonts w:ascii="Times New Roman" w:hAnsi="Times New Roman" w:cs="Times New Roman"/>
+        </w:rPr>
+        <w:t xml:space="preserve"> However, in future </w:t>
+      </w:r>
+      <w:r>
+        <w:rPr>
+          <w:rFonts w:ascii="Times New Roman" w:hAnsi="Times New Roman" w:cs="Times New Roman" w:hint="cs"/>
+          <w:rtl/>
+        </w:rPr>
+        <w:t>דורות</w:t>
+      </w:r>
+      <w:r>
+        <w:rPr>
+          <w:rFonts w:ascii="Times New Roman" w:hAnsi="Times New Roman" w:cs="Times New Roman"/>
+        </w:rPr>
+        <w:t xml:space="preserve"> when there will be many </w:t>
+      </w:r>
+      <w:r>
+        <w:rPr>
+          <w:rFonts w:ascii="Times New Roman" w:hAnsi="Times New Roman" w:cs="Times New Roman" w:hint="cs"/>
+          <w:rtl/>
+        </w:rPr>
+        <w:t>ספרי</w:t>
+      </w:r>
+      <w:r>
+        <w:rPr>
+          <w:rFonts w:ascii="Times New Roman" w:hAnsi="Times New Roman" w:cs="Times New Roman"/>
+          <w:rtl/>
+        </w:rPr>
+        <w:t xml:space="preserve"> </w:t>
+      </w:r>
+      <w:r>
+        <w:rPr>
+          <w:rFonts w:ascii="Times New Roman" w:hAnsi="Times New Roman" w:cs="Times New Roman" w:hint="cs"/>
+          <w:rtl/>
+        </w:rPr>
+        <w:t>תורה</w:t>
+      </w:r>
+      <w:r>
+        <w:rPr>
+          <w:rFonts w:ascii="Times New Roman" w:hAnsi="Times New Roman" w:cs="Times New Roman"/>
+        </w:rPr>
+        <w:t xml:space="preserve">, </w:t>
+      </w:r>
+      <w:r>
+        <w:rPr>
+          <w:rFonts w:ascii="Times New Roman" w:hAnsi="Times New Roman" w:cs="Times New Roman"/>
+        </w:rPr>
+        <w:t>it</w:t>
       </w:r>
       <w:r>
         <w:rPr>
@@ -1338,20 +1520,59 @@
         <w:rPr>
           <w:rFonts w:ascii="Times New Roman" w:hAnsi="Times New Roman" w:cs="Times New Roman"/>
         </w:rPr>
-        <w:t xml:space="preserve">s being </w:t>
-      </w:r>
-      <w:r>
-        <w:rPr>
-          <w:rFonts w:ascii="Times New Roman" w:hAnsi="Times New Roman" w:cs="Times New Roman" w:hint="cs"/>
-          <w:rtl/>
-        </w:rPr>
-        <w:t>מקיים</w:t>
-      </w:r>
-      <w:r>
-        <w:rPr>
-          <w:rFonts w:ascii="Times New Roman" w:hAnsi="Times New Roman" w:cs="Times New Roman"/>
-        </w:rPr>
-        <w:t xml:space="preserve"> this </w:t>
+        <w:t xml:space="preserve">s </w:t>
+      </w:r>
+      <w:r>
+        <w:rPr>
+          <w:rFonts w:ascii="Times New Roman" w:hAnsi="Times New Roman" w:cs="Times New Roman"/>
+        </w:rPr>
+        <w:t xml:space="preserve">much better </w:t>
+      </w:r>
+      <w:r>
+        <w:rPr>
+          <w:rFonts w:ascii="Times New Roman" w:hAnsi="Times New Roman" w:cs="Times New Roman"/>
+        </w:rPr>
+        <w:t xml:space="preserve">to write </w:t>
+      </w:r>
+      <w:r>
+        <w:rPr>
+          <w:rFonts w:ascii="Times New Roman" w:hAnsi="Times New Roman" w:cs="Times New Roman" w:hint="cs"/>
+          <w:rtl/>
+        </w:rPr>
+        <w:t>חידושי</w:t>
+      </w:r>
+      <w:r>
+        <w:rPr>
+          <w:rFonts w:ascii="Times New Roman" w:hAnsi="Times New Roman" w:cs="Times New Roman"/>
+          <w:rtl/>
+        </w:rPr>
+        <w:t xml:space="preserve"> </w:t>
+      </w:r>
+      <w:r>
+        <w:rPr>
+          <w:rFonts w:ascii="Times New Roman" w:hAnsi="Times New Roman" w:cs="Times New Roman" w:hint="cs"/>
+          <w:rtl/>
+        </w:rPr>
+        <w:t>תורה</w:t>
+      </w:r>
+      <w:r>
+        <w:rPr>
+          <w:rFonts w:ascii="Times New Roman" w:hAnsi="Times New Roman" w:cs="Times New Roman"/>
+        </w:rPr>
+        <w:t xml:space="preserve">. That is the </w:t>
+      </w:r>
+      <w:r>
+        <w:rPr>
+          <w:rFonts w:ascii="Times New Roman" w:hAnsi="Times New Roman" w:cs="Times New Roman" w:hint="cs"/>
+          <w:rtl/>
+        </w:rPr>
+        <w:t>עיקר</w:t>
+      </w:r>
+      <w:r>
+        <w:rPr>
+          <w:rFonts w:ascii="Times New Roman" w:hAnsi="Times New Roman" w:cs="Times New Roman"/>
+        </w:rPr>
+        <w:t xml:space="preserve"> of the </w:t>
       </w:r>
       <w:r>
         <w:rPr>
@@ -1364,25 +1585,97 @@
         <w:rPr>
           <w:rFonts w:ascii="Times New Roman" w:hAnsi="Times New Roman" w:cs="Times New Roman"/>
         </w:rPr>
-        <w:t xml:space="preserve"> on</w:t>
-      </w:r>
-      <w:r>
-        <w:rPr>
-          <w:rFonts w:ascii="Times New Roman" w:hAnsi="Times New Roman" w:cs="Times New Roman"/>
-        </w:rPr>
-        <w:t xml:space="preserve"> an</w:t>
-      </w:r>
-      <w:r>
-        <w:rPr>
-          <w:rFonts w:ascii="Times New Roman" w:hAnsi="Times New Roman" w:cs="Times New Roman"/>
-        </w:rPr>
-        <w:t xml:space="preserve"> even greater level. How does </w:t>
-      </w:r>
-      <w:r>
-        <w:rPr>
-          <w:rFonts w:ascii="Times New Roman" w:hAnsi="Times New Roman" w:cs="Times New Roman"/>
-        </w:rPr>
-        <w:t xml:space="preserve">the </w:t>
+        <w:t xml:space="preserve"> </w:t>
+      </w:r>
+      <w:r>
+        <w:rPr>
+          <w:rFonts w:ascii="Times New Roman" w:hAnsi="Times New Roman" w:cs="Times New Roman"/>
+        </w:rPr>
+        <w:t xml:space="preserve">- </w:t>
+      </w:r>
+      <w:r>
+        <w:rPr>
+          <w:rFonts w:ascii="Times New Roman" w:hAnsi="Times New Roman" w:cs="Times New Roman"/>
+        </w:rPr>
+        <w:t xml:space="preserve">to write </w:t>
+      </w:r>
+      <w:r>
+        <w:rPr>
+          <w:rFonts w:ascii="Times New Roman" w:hAnsi="Times New Roman" w:cs="Times New Roman" w:hint="cs"/>
+          <w:rtl/>
+        </w:rPr>
+        <w:t>דברי</w:t>
+      </w:r>
+      <w:r>
+        <w:rPr>
+          <w:rFonts w:ascii="Times New Roman" w:hAnsi="Times New Roman" w:cs="Times New Roman"/>
+          <w:rtl/>
+        </w:rPr>
+        <w:t xml:space="preserve"> </w:t>
+      </w:r>
+      <w:r>
+        <w:rPr>
+          <w:rFonts w:ascii="Times New Roman" w:hAnsi="Times New Roman" w:cs="Times New Roman" w:hint="cs"/>
+          <w:rtl/>
+        </w:rPr>
+        <w:t>תורה</w:t>
+      </w:r>
+      <w:r>
+        <w:rPr>
+          <w:rFonts w:ascii="Times New Roman" w:hAnsi="Times New Roman" w:cs="Times New Roman"/>
+        </w:rPr>
+        <w:t xml:space="preserve">. </w:t>
+      </w:r>
+      <w:r>
+        <w:rPr>
+          <w:rFonts w:ascii="Times New Roman" w:hAnsi="Times New Roman" w:cs="Times New Roman"/>
+        </w:rPr>
+        <w:t>B</w:t>
+      </w:r>
+      <w:r>
+        <w:rPr>
+          <w:rFonts w:ascii="Times New Roman" w:hAnsi="Times New Roman" w:cs="Times New Roman"/>
+        </w:rPr>
+        <w:t xml:space="preserve">y doing so, a person can fulfill </w:t>
+      </w:r>
+      <w:r>
+        <w:rPr>
+          <w:rFonts w:ascii="Times New Roman" w:hAnsi="Times New Roman" w:cs="Times New Roman"/>
+        </w:rPr>
+        <w:t>a</w:t>
+      </w:r>
+      <w:r>
+        <w:rPr>
+          <w:rFonts w:ascii="Times New Roman" w:hAnsi="Times New Roman" w:cs="Times New Roman"/>
+        </w:rPr>
+        <w:t xml:space="preserve"> </w:t>
+      </w:r>
+      <w:r>
+        <w:rPr>
+          <w:rFonts w:ascii="Times New Roman" w:hAnsi="Times New Roman" w:cs="Times New Roman" w:hint="cs"/>
+          <w:rtl/>
+        </w:rPr>
+        <w:t>מצוה</w:t>
+      </w:r>
+      <w:r>
+        <w:rPr>
+          <w:rFonts w:ascii="Times New Roman" w:hAnsi="Times New Roman" w:cs="Times New Roman"/>
+          <w:rtl/>
+        </w:rPr>
+        <w:t xml:space="preserve"> </w:t>
+      </w:r>
+      <w:r>
+        <w:rPr>
+          <w:rFonts w:ascii="Times New Roman" w:hAnsi="Times New Roman" w:cs="Times New Roman" w:hint="cs"/>
+          <w:rtl/>
+        </w:rPr>
+        <w:t>דאורייתא</w:t>
+      </w:r>
+      <w:r>
+        <w:rPr>
+          <w:rFonts w:ascii="Times New Roman" w:hAnsi="Times New Roman" w:cs="Times New Roman"/>
+        </w:rPr>
+        <w:t xml:space="preserve"> according to the </w:t>
       </w:r>
       <w:r>
         <w:rPr>
@@ -1396,554 +1689,7 @@
           <w:rFonts w:ascii="Times New Roman" w:hAnsi="Times New Roman" w:cs="Times New Roman"/>
           <w:rtl/>
         </w:rPr>
-        <w:t>״</w:t>
-      </w:r>
-      <w:r>
-        <w:rPr>
-          <w:rFonts w:ascii="Times New Roman" w:hAnsi="Times New Roman" w:cs="Times New Roman" w:hint="cs"/>
-          <w:rtl/>
-        </w:rPr>
-        <w:t>ש</w:t>
-      </w:r>
-      <w:r>
-        <w:rPr>
-          <w:rFonts w:ascii="Times New Roman" w:hAnsi="Times New Roman" w:cs="Times New Roman"/>
-        </w:rPr>
-        <w:t xml:space="preserve"> know that? </w:t>
-      </w:r>
-      <w:r>
-        <w:rPr>
-          <w:rFonts w:ascii="Times New Roman" w:hAnsi="Times New Roman" w:cs="Times New Roman"/>
-        </w:rPr>
-        <w:t>Because</w:t>
-      </w:r>
-      <w:r>
-        <w:rPr>
-          <w:rFonts w:ascii="Times New Roman" w:hAnsi="Times New Roman" w:cs="Times New Roman"/>
-        </w:rPr>
-        <w:t xml:space="preserve"> the </w:t>
-      </w:r>
-      <w:r>
-        <w:rPr>
-          <w:rFonts w:ascii="Times New Roman" w:hAnsi="Times New Roman" w:cs="Times New Roman" w:hint="cs"/>
-        </w:rPr>
-        <w:t>pasuk</w:t>
-      </w:r>
-      <w:r>
-        <w:rPr>
-          <w:rFonts w:ascii="Times New Roman" w:hAnsi="Times New Roman" w:cs="Times New Roman"/>
-        </w:rPr>
-        <w:t xml:space="preserve"> says</w:t>
-      </w:r>
-      <w:r>
-        <w:rPr>
-          <w:rFonts w:ascii="Times New Roman" w:hAnsi="Times New Roman" w:cs="Times New Roman" w:hint="cs"/>
-          <w:rtl/>
-        </w:rPr>
-        <w:t xml:space="preserve"> וְעַתָּה</w:t>
-      </w:r>
-      <w:r>
-        <w:rPr>
-          <w:rFonts w:ascii="Times New Roman" w:hAnsi="Times New Roman" w:cs="Times New Roman"/>
-          <w:rtl/>
-        </w:rPr>
-        <w:t xml:space="preserve"> </w:t>
-      </w:r>
-      <w:r>
-        <w:rPr>
-          <w:rFonts w:ascii="Times New Roman" w:hAnsi="Times New Roman" w:cs="Times New Roman"/>
-        </w:rPr>
-        <w:t>-</w:t>
-      </w:r>
-      <w:r>
-        <w:rPr>
-          <w:rFonts w:ascii="Times New Roman" w:hAnsi="Times New Roman" w:cs="Times New Roman"/>
-        </w:rPr>
-        <w:t xml:space="preserve"> and now. </w:t>
-      </w:r>
-      <w:r>
-        <w:rPr>
-          <w:rFonts w:ascii="Times New Roman" w:hAnsi="Times New Roman" w:cs="Times New Roman"/>
-        </w:rPr>
-        <w:t>W</w:t>
-      </w:r>
-      <w:r>
-        <w:rPr>
-          <w:rFonts w:ascii="Times New Roman" w:hAnsi="Times New Roman" w:cs="Times New Roman"/>
-        </w:rPr>
-        <w:t xml:space="preserve">hy </w:t>
-      </w:r>
-      <w:r>
-        <w:rPr>
-          <w:rFonts w:ascii="Times New Roman" w:hAnsi="Times New Roman" w:cs="Times New Roman"/>
-        </w:rPr>
-        <w:t>“</w:t>
-      </w:r>
-      <w:r>
-        <w:rPr>
-          <w:rFonts w:ascii="Times New Roman" w:hAnsi="Times New Roman" w:cs="Times New Roman"/>
-        </w:rPr>
-        <w:t>and now</w:t>
-      </w:r>
-      <w:r>
-        <w:rPr>
-          <w:rFonts w:ascii="Times New Roman" w:hAnsi="Times New Roman" w:cs="Times New Roman"/>
-        </w:rPr>
-        <w:t>” -</w:t>
-      </w:r>
-      <w:r>
-        <w:rPr>
-          <w:rFonts w:ascii="Times New Roman" w:hAnsi="Times New Roman" w:cs="Times New Roman"/>
-        </w:rPr>
-        <w:t xml:space="preserve"> only now? </w:t>
-      </w:r>
-      <w:r>
-        <w:rPr>
-          <w:rFonts w:ascii="Times New Roman" w:hAnsi="Times New Roman" w:cs="Times New Roman"/>
-        </w:rPr>
-        <w:t xml:space="preserve">He </w:t>
-      </w:r>
-      <w:r>
-        <w:rPr>
-          <w:rFonts w:ascii="Times New Roman" w:hAnsi="Times New Roman" w:cs="Times New Roman"/>
-        </w:rPr>
-        <w:t>explains that in</w:t>
-      </w:r>
-      <w:r>
-        <w:rPr>
-          <w:rFonts w:ascii="Times New Roman" w:hAnsi="Times New Roman" w:cs="Times New Roman"/>
-        </w:rPr>
-        <w:t xml:space="preserve"> </w:t>
-      </w:r>
-      <w:r>
-        <w:rPr>
-          <w:rFonts w:ascii="Times New Roman" w:hAnsi="Times New Roman" w:cs="Times New Roman" w:hint="cs"/>
-          <w:rtl/>
-        </w:rPr>
-        <w:t>משה</w:t>
-      </w:r>
-      <w:r>
-        <w:rPr>
-          <w:rFonts w:ascii="Times New Roman" w:hAnsi="Times New Roman" w:cs="Times New Roman"/>
-          <w:rtl/>
-        </w:rPr>
-        <w:t xml:space="preserve"> </w:t>
-      </w:r>
-      <w:r>
-        <w:rPr>
-          <w:rFonts w:ascii="Times New Roman" w:hAnsi="Times New Roman" w:cs="Times New Roman" w:hint="cs"/>
-          <w:rtl/>
-        </w:rPr>
-        <w:t>רבינו</w:t>
-      </w:r>
-      <w:r>
-        <w:rPr>
-          <w:rFonts w:ascii="Times New Roman" w:hAnsi="Times New Roman" w:cs="Times New Roman"/>
-        </w:rPr>
-        <w:t>’</w:t>
-      </w:r>
-      <w:r>
-        <w:rPr>
-          <w:rFonts w:ascii="Times New Roman" w:hAnsi="Times New Roman" w:cs="Times New Roman"/>
-        </w:rPr>
-        <w:t xml:space="preserve">s time, when there were very few </w:t>
-      </w:r>
-      <w:r>
-        <w:rPr>
-          <w:rFonts w:ascii="Times New Roman" w:hAnsi="Times New Roman" w:cs="Times New Roman" w:hint="cs"/>
-          <w:rtl/>
-        </w:rPr>
-        <w:t>ספרי</w:t>
-      </w:r>
-      <w:r>
-        <w:rPr>
-          <w:rFonts w:ascii="Times New Roman" w:hAnsi="Times New Roman" w:cs="Times New Roman"/>
-          <w:rtl/>
-        </w:rPr>
-        <w:t xml:space="preserve"> </w:t>
-      </w:r>
-      <w:r>
-        <w:rPr>
-          <w:rFonts w:ascii="Times New Roman" w:hAnsi="Times New Roman" w:cs="Times New Roman" w:hint="cs"/>
-          <w:rtl/>
-        </w:rPr>
-        <w:t>תורה</w:t>
-      </w:r>
-      <w:r>
-        <w:rPr>
-          <w:rFonts w:ascii="Times New Roman" w:hAnsi="Times New Roman" w:cs="Times New Roman"/>
-        </w:rPr>
-        <w:t xml:space="preserve">, each </w:t>
-      </w:r>
-      <w:r>
-        <w:rPr>
-          <w:rFonts w:ascii="Times New Roman" w:hAnsi="Times New Roman" w:cs="Times New Roman" w:hint="cs"/>
-          <w:rtl/>
-        </w:rPr>
-        <w:t>שבט</w:t>
-      </w:r>
-      <w:r>
-        <w:rPr>
-          <w:rFonts w:ascii="Times New Roman" w:hAnsi="Times New Roman" w:cs="Times New Roman"/>
-        </w:rPr>
-        <w:t xml:space="preserve"> having only one, then </w:t>
-      </w:r>
-      <w:r>
-        <w:rPr>
-          <w:rFonts w:ascii="Times New Roman" w:hAnsi="Times New Roman" w:cs="Times New Roman" w:hint="cs"/>
-          <w:rtl/>
-        </w:rPr>
-        <w:t>כִּתְבוּ</w:t>
-      </w:r>
-      <w:r>
-        <w:rPr>
-          <w:rFonts w:ascii="Times New Roman" w:hAnsi="Times New Roman" w:cs="Times New Roman"/>
-          <w:rtl/>
-        </w:rPr>
-        <w:t xml:space="preserve"> </w:t>
-      </w:r>
-      <w:r>
-        <w:rPr>
-          <w:rFonts w:ascii="Times New Roman" w:hAnsi="Times New Roman" w:cs="Times New Roman" w:hint="cs"/>
-          <w:rtl/>
-        </w:rPr>
-        <w:t>לָכֶם</w:t>
-      </w:r>
-      <w:r>
-        <w:rPr>
-          <w:rFonts w:ascii="Times New Roman" w:hAnsi="Times New Roman" w:cs="Times New Roman"/>
-          <w:rtl/>
-        </w:rPr>
-        <w:t xml:space="preserve"> </w:t>
-      </w:r>
-      <w:r>
-        <w:rPr>
-          <w:rFonts w:ascii="Times New Roman" w:hAnsi="Times New Roman" w:cs="Times New Roman" w:hint="cs"/>
-          <w:rtl/>
-        </w:rPr>
-        <w:t>אֶת</w:t>
-      </w:r>
-      <w:r>
-        <w:rPr>
-          <w:rFonts w:ascii="Times New Roman" w:hAnsi="Times New Roman" w:cs="Times New Roman"/>
-          <w:rtl/>
-        </w:rPr>
-        <w:t xml:space="preserve"> </w:t>
-      </w:r>
-      <w:r>
-        <w:rPr>
-          <w:rFonts w:ascii="Times New Roman" w:hAnsi="Times New Roman" w:cs="Times New Roman" w:hint="cs"/>
-          <w:rtl/>
-        </w:rPr>
-        <w:t>הַשִּׁירָה</w:t>
-      </w:r>
-      <w:r>
-        <w:rPr>
-          <w:rFonts w:ascii="Times New Roman" w:hAnsi="Times New Roman" w:cs="Times New Roman"/>
-          <w:rtl/>
-        </w:rPr>
-        <w:t xml:space="preserve"> </w:t>
-      </w:r>
-      <w:r>
-        <w:rPr>
-          <w:rFonts w:ascii="Times New Roman" w:hAnsi="Times New Roman" w:cs="Times New Roman" w:hint="cs"/>
-          <w:rtl/>
-        </w:rPr>
-        <w:t>הַזֹּאת</w:t>
-      </w:r>
-      <w:r>
-        <w:rPr>
-          <w:rFonts w:ascii="Times New Roman" w:hAnsi="Times New Roman" w:cs="Times New Roman"/>
-        </w:rPr>
-        <w:t xml:space="preserve"> meant the </w:t>
-      </w:r>
-      <w:r>
-        <w:rPr>
-          <w:rFonts w:ascii="Times New Roman" w:hAnsi="Times New Roman" w:cs="Times New Roman" w:hint="cs"/>
-          <w:rtl/>
-        </w:rPr>
-        <w:t>מצוה</w:t>
-      </w:r>
-      <w:r>
-        <w:rPr>
-          <w:rFonts w:ascii="Times New Roman" w:hAnsi="Times New Roman" w:cs="Times New Roman"/>
-        </w:rPr>
-        <w:t xml:space="preserve"> was to write </w:t>
-      </w:r>
-      <w:r>
-        <w:rPr>
-          <w:rFonts w:ascii="Times New Roman" w:hAnsi="Times New Roman" w:cs="Times New Roman" w:hint="cs"/>
-          <w:rtl/>
-        </w:rPr>
-        <w:t>תורה</w:t>
-      </w:r>
-      <w:r>
-        <w:rPr>
-          <w:rFonts w:ascii="Times New Roman" w:hAnsi="Times New Roman" w:cs="Times New Roman"/>
-          <w:rtl/>
-        </w:rPr>
-        <w:t xml:space="preserve"> </w:t>
-      </w:r>
-      <w:r>
-        <w:rPr>
-          <w:rFonts w:ascii="Times New Roman" w:hAnsi="Times New Roman" w:cs="Times New Roman" w:hint="cs"/>
-          <w:rtl/>
-        </w:rPr>
-        <w:t>שבכתב</w:t>
-      </w:r>
-      <w:r>
-        <w:rPr>
-          <w:rFonts w:ascii="Times New Roman" w:hAnsi="Times New Roman" w:cs="Times New Roman"/>
-        </w:rPr>
-        <w:t>.</w:t>
-      </w:r>
-      <w:r>
-        <w:rPr>
-          <w:rFonts w:ascii="Times New Roman" w:hAnsi="Times New Roman" w:cs="Times New Roman"/>
-        </w:rPr>
-        <w:t xml:space="preserve"> However, in future </w:t>
-      </w:r>
-      <w:r>
-        <w:rPr>
-          <w:rFonts w:ascii="Times New Roman" w:hAnsi="Times New Roman" w:cs="Times New Roman" w:hint="cs"/>
-          <w:rtl/>
-        </w:rPr>
-        <w:t>דורות</w:t>
-      </w:r>
-      <w:r>
-        <w:rPr>
-          <w:rFonts w:ascii="Times New Roman" w:hAnsi="Times New Roman" w:cs="Times New Roman"/>
-        </w:rPr>
-        <w:t xml:space="preserve"> when there will be many </w:t>
-      </w:r>
-      <w:r>
-        <w:rPr>
-          <w:rFonts w:ascii="Times New Roman" w:hAnsi="Times New Roman" w:cs="Times New Roman" w:hint="cs"/>
-          <w:rtl/>
-        </w:rPr>
-        <w:t>ספרי</w:t>
-      </w:r>
-      <w:r>
-        <w:rPr>
-          <w:rFonts w:ascii="Times New Roman" w:hAnsi="Times New Roman" w:cs="Times New Roman"/>
-          <w:rtl/>
-        </w:rPr>
-        <w:t xml:space="preserve"> </w:t>
-      </w:r>
-      <w:r>
-        <w:rPr>
-          <w:rFonts w:ascii="Times New Roman" w:hAnsi="Times New Roman" w:cs="Times New Roman" w:hint="cs"/>
-          <w:rtl/>
-        </w:rPr>
-        <w:t>תורה</w:t>
-      </w:r>
-      <w:r>
-        <w:rPr>
-          <w:rFonts w:ascii="Times New Roman" w:hAnsi="Times New Roman" w:cs="Times New Roman"/>
-        </w:rPr>
-        <w:t xml:space="preserve">, </w:t>
-      </w:r>
-      <w:r>
-        <w:rPr>
-          <w:rFonts w:ascii="Times New Roman" w:hAnsi="Times New Roman" w:cs="Times New Roman"/>
-        </w:rPr>
-        <w:t>it</w:t>
-      </w:r>
-      <w:r>
-        <w:rPr>
-          <w:rFonts w:ascii="Times New Roman" w:hAnsi="Times New Roman" w:cs="Times New Roman"/>
-        </w:rPr>
-        <w:t>’</w:t>
-      </w:r>
-      <w:r>
-        <w:rPr>
-          <w:rFonts w:ascii="Times New Roman" w:hAnsi="Times New Roman" w:cs="Times New Roman"/>
-        </w:rPr>
-        <w:t xml:space="preserve">s </w:t>
-      </w:r>
-      <w:r>
-        <w:rPr>
-          <w:rFonts w:ascii="Times New Roman" w:hAnsi="Times New Roman" w:cs="Times New Roman"/>
-        </w:rPr>
-        <w:t xml:space="preserve">much better </w:t>
-      </w:r>
-      <w:r>
-        <w:rPr>
-          <w:rFonts w:ascii="Times New Roman" w:hAnsi="Times New Roman" w:cs="Times New Roman"/>
-        </w:rPr>
-        <w:t xml:space="preserve">to write </w:t>
-      </w:r>
-      <w:r>
-        <w:rPr>
-          <w:rFonts w:ascii="Times New Roman" w:hAnsi="Times New Roman" w:cs="Times New Roman" w:hint="cs"/>
-          <w:rtl/>
-        </w:rPr>
-        <w:t>חידושי</w:t>
-      </w:r>
-      <w:r>
-        <w:rPr>
-          <w:rFonts w:ascii="Times New Roman" w:hAnsi="Times New Roman" w:cs="Times New Roman"/>
-          <w:rtl/>
-        </w:rPr>
-        <w:t xml:space="preserve"> </w:t>
-      </w:r>
-      <w:r>
-        <w:rPr>
-          <w:rFonts w:ascii="Times New Roman" w:hAnsi="Times New Roman" w:cs="Times New Roman" w:hint="cs"/>
-          <w:rtl/>
-        </w:rPr>
-        <w:t>תורה</w:t>
-      </w:r>
-      <w:r>
-        <w:rPr>
-          <w:rFonts w:ascii="Times New Roman" w:hAnsi="Times New Roman" w:cs="Times New Roman"/>
-        </w:rPr>
-        <w:t xml:space="preserve">. That is the </w:t>
-      </w:r>
-      <w:r>
-        <w:rPr>
-          <w:rFonts w:ascii="Times New Roman" w:hAnsi="Times New Roman" w:cs="Times New Roman" w:hint="cs"/>
-          <w:rtl/>
-        </w:rPr>
-        <w:t>עיקר</w:t>
-      </w:r>
-      <w:r>
-        <w:rPr>
-          <w:rFonts w:ascii="Times New Roman" w:hAnsi="Times New Roman" w:cs="Times New Roman"/>
-        </w:rPr>
-        <w:t xml:space="preserve"> of the </w:t>
-      </w:r>
-      <w:r>
-        <w:rPr>
-          <w:rFonts w:ascii="Times New Roman" w:hAnsi="Times New Roman" w:cs="Times New Roman" w:hint="cs"/>
-          <w:rtl/>
-        </w:rPr>
-        <w:t>מצוה</w:t>
-      </w:r>
-      <w:r>
-        <w:rPr>
-          <w:rFonts w:ascii="Times New Roman" w:hAnsi="Times New Roman" w:cs="Times New Roman"/>
-        </w:rPr>
-        <w:t xml:space="preserve"> </w:t>
-      </w:r>
-      <w:r>
-        <w:rPr>
-          <w:rFonts w:ascii="Times New Roman" w:hAnsi="Times New Roman" w:cs="Times New Roman"/>
-        </w:rPr>
-        <w:t xml:space="preserve">- </w:t>
-      </w:r>
-      <w:r>
-        <w:rPr>
-          <w:rFonts w:ascii="Times New Roman" w:hAnsi="Times New Roman" w:cs="Times New Roman"/>
-        </w:rPr>
-        <w:t xml:space="preserve">to write </w:t>
-      </w:r>
-      <w:r>
-        <w:rPr>
-          <w:rFonts w:ascii="Times New Roman" w:hAnsi="Times New Roman" w:cs="Times New Roman" w:hint="cs"/>
-          <w:rtl/>
-        </w:rPr>
-        <w:t>דברי</w:t>
-      </w:r>
-      <w:r>
-        <w:rPr>
-          <w:rFonts w:ascii="Times New Roman" w:hAnsi="Times New Roman" w:cs="Times New Roman"/>
-          <w:rtl/>
-        </w:rPr>
-        <w:t xml:space="preserve"> </w:t>
-      </w:r>
-      <w:r>
-        <w:rPr>
-          <w:rFonts w:ascii="Times New Roman" w:hAnsi="Times New Roman" w:cs="Times New Roman" w:hint="cs"/>
-          <w:rtl/>
-        </w:rPr>
-        <w:t>תורה</w:t>
-      </w:r>
-      <w:r>
-        <w:rPr>
-          <w:rFonts w:ascii="Times New Roman" w:hAnsi="Times New Roman" w:cs="Times New Roman"/>
-        </w:rPr>
-        <w:t xml:space="preserve">. </w:t>
-      </w:r>
-      <w:r>
-        <w:rPr>
-          <w:rFonts w:ascii="Times New Roman" w:hAnsi="Times New Roman" w:cs="Times New Roman"/>
-        </w:rPr>
-        <w:t>B</w:t>
-      </w:r>
-      <w:r>
-        <w:rPr>
-          <w:rFonts w:ascii="Times New Roman" w:hAnsi="Times New Roman" w:cs="Times New Roman"/>
-        </w:rPr>
-        <w:t xml:space="preserve">y doing so, a person can fulfill a </w:t>
-      </w:r>
-      <w:r>
-        <w:rPr>
-          <w:rFonts w:ascii="Times New Roman" w:hAnsi="Times New Roman" w:cs="Times New Roman" w:hint="cs"/>
-          <w:rtl/>
-        </w:rPr>
-        <w:t>חיוב</w:t>
-      </w:r>
-      <w:r>
-        <w:rPr>
-          <w:rFonts w:ascii="Times New Roman" w:hAnsi="Times New Roman" w:cs="Times New Roman"/>
-          <w:rtl/>
-        </w:rPr>
-        <w:t xml:space="preserve"> </w:t>
-      </w:r>
-      <w:r>
-        <w:rPr>
-          <w:rFonts w:ascii="Times New Roman" w:hAnsi="Times New Roman" w:cs="Times New Roman" w:hint="cs"/>
-          <w:rtl/>
-        </w:rPr>
-        <w:t>דאורייתא</w:t>
-      </w:r>
-      <w:r>
-        <w:rPr>
-          <w:rFonts w:ascii="Times New Roman" w:hAnsi="Times New Roman" w:cs="Times New Roman"/>
-        </w:rPr>
-        <w:t xml:space="preserve">, a </w:t>
-      </w:r>
-      <w:r>
-        <w:rPr>
-          <w:rFonts w:ascii="Times New Roman" w:hAnsi="Times New Roman" w:cs="Times New Roman" w:hint="cs"/>
-          <w:rtl/>
-        </w:rPr>
-        <w:t>מצוה</w:t>
-      </w:r>
-      <w:r>
-        <w:rPr>
-          <w:rFonts w:ascii="Times New Roman" w:hAnsi="Times New Roman" w:cs="Times New Roman"/>
-          <w:rtl/>
-        </w:rPr>
-        <w:t xml:space="preserve"> </w:t>
-      </w:r>
-      <w:r>
-        <w:rPr>
-          <w:rFonts w:ascii="Times New Roman" w:hAnsi="Times New Roman" w:cs="Times New Roman" w:hint="cs"/>
-          <w:rtl/>
-        </w:rPr>
-        <w:t>דאורייתא</w:t>
-      </w:r>
-      <w:r>
-        <w:rPr>
-          <w:rFonts w:ascii="Times New Roman" w:hAnsi="Times New Roman" w:cs="Times New Roman"/>
-        </w:rPr>
-        <w:t xml:space="preserve"> according to the </w:t>
-      </w:r>
-      <w:r>
-        <w:rPr>
-          <w:rFonts w:ascii="Times New Roman" w:hAnsi="Times New Roman" w:cs="Times New Roman" w:hint="cs"/>
-          <w:rtl/>
-        </w:rPr>
-        <w:t>רא</w:t>
-      </w:r>
-      <w:r>
-        <w:rPr>
-          <w:rFonts w:ascii="Times New Roman" w:hAnsi="Times New Roman" w:cs="Times New Roman"/>
-          <w:rtl/>
-        </w:rPr>
-        <w:t>״</w:t>
+        <w:t>"</w:t>
       </w:r>
       <w:r>
         <w:rPr>
@@ -1970,7 +1716,7 @@
         <w:rPr>
           <w:rFonts w:ascii="Times New Roman" w:hAnsi="Times New Roman" w:cs="Times New Roman"/>
         </w:rPr>
-        <w:t xml:space="preserve">Now, a completely different take on some aspect of transmitting </w:t>
+        <w:t xml:space="preserve">Now, a completely different take on transmitting </w:t>
       </w:r>
       <w:r>
         <w:rPr>
@@ -1989,37 +1735,31 @@
         <w:rPr>
           <w:rFonts w:ascii="Times New Roman" w:hAnsi="Times New Roman" w:cs="Times New Roman"/>
         </w:rPr>
-        <w:t xml:space="preserve"> is a fascinating story, the beginning of which all of you will know and recognize, </w:t>
-      </w:r>
-      <w:r>
-        <w:rPr>
-          <w:rFonts w:ascii="Times New Roman" w:hAnsi="Times New Roman" w:cs="Times New Roman"/>
-        </w:rPr>
-        <w:t>but the end of which most have never heard, as I hadn</w:t>
-      </w:r>
-      <w:r>
-        <w:rPr>
-          <w:rFonts w:ascii="Times New Roman" w:hAnsi="Times New Roman" w:cs="Times New Roman"/>
-        </w:rPr>
-        <w:t>’</w:t>
-      </w:r>
-      <w:r>
-        <w:rPr>
-          <w:rFonts w:ascii="Times New Roman" w:hAnsi="Times New Roman" w:cs="Times New Roman"/>
-        </w:rPr>
-        <w:t>t either - unless you</w:t>
-      </w:r>
-      <w:r>
-        <w:rPr>
-          <w:rFonts w:ascii="Times New Roman" w:hAnsi="Times New Roman" w:cs="Times New Roman"/>
-        </w:rPr>
-        <w:t>’</w:t>
-      </w:r>
-      <w:r>
-        <w:rPr>
-          <w:rFonts w:ascii="Times New Roman" w:hAnsi="Times New Roman" w:cs="Times New Roman"/>
-        </w:rPr>
-        <w:t>ve learned more than me, which is of course not that difficult.</w:t>
+        <w:t xml:space="preserve"> is a fascinating story, the beginning of which you </w:t>
+      </w:r>
+      <w:r>
+        <w:rPr>
+          <w:rFonts w:ascii="Times New Roman" w:hAnsi="Times New Roman" w:cs="Times New Roman"/>
+        </w:rPr>
+        <w:t>all</w:t>
+      </w:r>
+      <w:r>
+        <w:rPr>
+          <w:rFonts w:ascii="Times New Roman" w:hAnsi="Times New Roman" w:cs="Times New Roman"/>
+        </w:rPr>
+        <w:t xml:space="preserve"> know and recognize, </w:t>
+      </w:r>
+      <w:r>
+        <w:rPr>
+          <w:rFonts w:ascii="Times New Roman" w:hAnsi="Times New Roman" w:cs="Times New Roman"/>
+        </w:rPr>
+        <w:t xml:space="preserve">but </w:t>
+      </w:r>
+      <w:r>
+        <w:rPr>
+          <w:rFonts w:ascii="Times New Roman" w:hAnsi="Times New Roman" w:cs="Times New Roman"/>
+        </w:rPr>
+        <w:t>most of you have never heard the end.</w:t>
       </w:r>
       <w:r>
         <w:rPr>
@@ -2399,7 +2139,7 @@
         <w:rPr>
           <w:rFonts w:ascii="Times New Roman" w:hAnsi="Times New Roman" w:cs="Times New Roman"/>
         </w:rPr>
-        <w:t xml:space="preserve">: writing, speaking, learning, and doing. But listen to this. </w:t>
+        <w:t xml:space="preserve">: writing, speaking, learning, and doing. </w:t>
       </w:r>
     </w:p>
     <w:p>
@@ -2580,13 +2320,19 @@
         <w:rPr>
           <w:rFonts w:ascii="Times New Roman" w:hAnsi="Times New Roman" w:cs="Times New Roman"/>
         </w:rPr>
-        <w:t>tments. We all know this story, a</w:t>
-      </w:r>
-      <w:r>
-        <w:rPr>
-          <w:rFonts w:ascii="Times New Roman" w:hAnsi="Times New Roman" w:cs="Times New Roman"/>
-        </w:rPr>
-        <w:t>nd he went over to e</w:t>
+        <w:t>tments</w:t>
+      </w:r>
+      <w:r>
+        <w:rPr>
+          <w:rFonts w:ascii="Times New Roman" w:hAnsi="Times New Roman" w:cs="Times New Roman"/>
+        </w:rPr>
+        <w:t>,</w:t>
+      </w:r>
+      <w:r>
+        <w:rPr>
+          <w:rFonts w:ascii="Times New Roman" w:hAnsi="Times New Roman" w:cs="Times New Roman"/>
+        </w:rPr>
+        <w:t xml:space="preserve"> went over to e</w:t>
       </w:r>
       <w:r>
         <w:rPr>
@@ -2636,129 +2382,110 @@
         <w:rPr>
           <w:rFonts w:ascii="Times New Roman" w:hAnsi="Times New Roman" w:cs="Times New Roman"/>
         </w:rPr>
+        <w:t>.</w:t>
+      </w:r>
+      <w:r>
+        <w:rPr>
+          <w:rFonts w:ascii="Times New Roman" w:hAnsi="Times New Roman" w:cs="Times New Roman"/>
+        </w:rPr>
         <w:t>”</w:t>
       </w:r>
       <w:r>
         <w:rPr>
           <w:rFonts w:ascii="Times New Roman" w:hAnsi="Times New Roman" w:cs="Times New Roman"/>
         </w:rPr>
+        <w:t xml:space="preserve"> </w:t>
+      </w:r>
+      <w:r>
+        <w:rPr>
+          <w:rFonts w:ascii="Times New Roman" w:hAnsi="Times New Roman" w:cs="Times New Roman" w:hint="cs"/>
+          <w:rtl/>
+        </w:rPr>
+        <w:t>הקדוש</w:t>
+      </w:r>
+      <w:r>
+        <w:rPr>
+          <w:rFonts w:ascii="Times New Roman" w:hAnsi="Times New Roman" w:cs="Times New Roman"/>
+          <w:rtl/>
+        </w:rPr>
+        <w:t xml:space="preserve"> </w:t>
+      </w:r>
+      <w:r>
+        <w:rPr>
+          <w:rFonts w:ascii="Times New Roman" w:hAnsi="Times New Roman" w:cs="Times New Roman" w:hint="cs"/>
+          <w:rtl/>
+        </w:rPr>
+        <w:t>ברוך</w:t>
+      </w:r>
+      <w:r>
+        <w:rPr>
+          <w:rFonts w:ascii="Times New Roman" w:hAnsi="Times New Roman" w:cs="Times New Roman"/>
+          <w:rtl/>
+        </w:rPr>
+        <w:t xml:space="preserve"> </w:t>
+      </w:r>
+      <w:r>
+        <w:rPr>
+          <w:rFonts w:ascii="Times New Roman" w:hAnsi="Times New Roman" w:cs="Times New Roman" w:hint="cs"/>
+          <w:rtl/>
+        </w:rPr>
+        <w:t>הוא</w:t>
+      </w:r>
+      <w:r>
+        <w:rPr>
+          <w:rFonts w:ascii="Times New Roman" w:hAnsi="Times New Roman" w:cs="Times New Roman"/>
+        </w:rPr>
+        <w:t xml:space="preserve"> put into the heart of each and every one of them the </w:t>
+      </w:r>
+      <w:r>
+        <w:rPr>
+          <w:rFonts w:ascii="Times New Roman" w:hAnsi="Times New Roman" w:cs="Times New Roman" w:hint="cs"/>
+          <w:rtl/>
+        </w:rPr>
+        <w:t>עצה</w:t>
+      </w:r>
+      <w:r>
+        <w:rPr>
+          <w:rFonts w:ascii="Times New Roman" w:hAnsi="Times New Roman" w:cs="Times New Roman"/>
+        </w:rPr>
+        <w:t xml:space="preserve"> and they all made the same changes so that there shouldn</w:t>
+      </w:r>
+      <w:r>
+        <w:rPr>
+          <w:rFonts w:ascii="Times New Roman" w:hAnsi="Times New Roman" w:cs="Times New Roman"/>
+        </w:rPr>
+        <w:t>’</w:t>
+      </w:r>
+      <w:r>
+        <w:rPr>
+          <w:rFonts w:ascii="Times New Roman" w:hAnsi="Times New Roman" w:cs="Times New Roman"/>
+        </w:rPr>
+        <w:t xml:space="preserve">t be any misrepresentation, but they all changed it in exactly the same way, a tremendous </w:t>
+      </w:r>
+      <w:r>
+        <w:rPr>
+          <w:rFonts w:ascii="Times New Roman" w:hAnsi="Times New Roman" w:cs="Times New Roman" w:hint="cs"/>
+          <w:rtl/>
+        </w:rPr>
+        <w:t>נס</w:t>
+      </w:r>
+      <w:r>
+        <w:rPr>
+          <w:rFonts w:ascii="Times New Roman" w:hAnsi="Times New Roman" w:cs="Times New Roman"/>
+        </w:rPr>
         <w:t xml:space="preserve">. </w:t>
       </w:r>
       <w:r>
         <w:rPr>
           <w:rFonts w:ascii="Times New Roman" w:hAnsi="Times New Roman" w:cs="Times New Roman"/>
         </w:rPr>
-        <w:t>W</w:t>
-      </w:r>
-      <w:r>
-        <w:rPr>
-          <w:rFonts w:ascii="Times New Roman" w:hAnsi="Times New Roman" w:cs="Times New Roman"/>
-        </w:rPr>
-        <w:t xml:space="preserve">e know that the </w:t>
-      </w:r>
-      <w:r>
-        <w:rPr>
-          <w:rFonts w:ascii="Times New Roman" w:hAnsi="Times New Roman" w:cs="Times New Roman" w:hint="cs"/>
-          <w:rtl/>
-        </w:rPr>
-        <w:t>מדרש</w:t>
-      </w:r>
-      <w:r>
-        <w:rPr>
-          <w:rFonts w:ascii="Times New Roman" w:hAnsi="Times New Roman" w:cs="Times New Roman"/>
-        </w:rPr>
-        <w:t xml:space="preserve"> says that </w:t>
-      </w:r>
-      <w:r>
-        <w:rPr>
-          <w:rFonts w:ascii="Times New Roman" w:hAnsi="Times New Roman" w:cs="Times New Roman" w:hint="cs"/>
-          <w:rtl/>
-        </w:rPr>
-        <w:t>הקדוש</w:t>
-      </w:r>
-      <w:r>
-        <w:rPr>
-          <w:rFonts w:ascii="Times New Roman" w:hAnsi="Times New Roman" w:cs="Times New Roman"/>
-          <w:rtl/>
-        </w:rPr>
-        <w:t xml:space="preserve"> </w:t>
-      </w:r>
-      <w:r>
-        <w:rPr>
-          <w:rFonts w:ascii="Times New Roman" w:hAnsi="Times New Roman" w:cs="Times New Roman" w:hint="cs"/>
-          <w:rtl/>
-        </w:rPr>
-        <w:t>ברוך</w:t>
-      </w:r>
-      <w:r>
-        <w:rPr>
-          <w:rFonts w:ascii="Times New Roman" w:hAnsi="Times New Roman" w:cs="Times New Roman"/>
-          <w:rtl/>
-        </w:rPr>
-        <w:t xml:space="preserve"> </w:t>
-      </w:r>
-      <w:r>
-        <w:rPr>
-          <w:rFonts w:ascii="Times New Roman" w:hAnsi="Times New Roman" w:cs="Times New Roman" w:hint="cs"/>
-          <w:rtl/>
-        </w:rPr>
-        <w:t>הוא</w:t>
-      </w:r>
-      <w:r>
-        <w:rPr>
-          <w:rFonts w:ascii="Times New Roman" w:hAnsi="Times New Roman" w:cs="Times New Roman"/>
-        </w:rPr>
-        <w:t xml:space="preserve"> put into the heart of each and every one of them the </w:t>
-      </w:r>
-      <w:r>
-        <w:rPr>
-          <w:rFonts w:ascii="Times New Roman" w:hAnsi="Times New Roman" w:cs="Times New Roman" w:hint="cs"/>
-          <w:rtl/>
-        </w:rPr>
-        <w:t>עצה</w:t>
-      </w:r>
-      <w:r>
-        <w:rPr>
-          <w:rFonts w:ascii="Times New Roman" w:hAnsi="Times New Roman" w:cs="Times New Roman"/>
-        </w:rPr>
-        <w:t xml:space="preserve"> and they all made the same changes</w:t>
-      </w:r>
-      <w:r>
-        <w:rPr>
-          <w:rFonts w:ascii="Times New Roman" w:hAnsi="Times New Roman" w:cs="Times New Roman"/>
-        </w:rPr>
-        <w:t>,</w:t>
-      </w:r>
-      <w:r>
-        <w:rPr>
-          <w:rFonts w:ascii="Times New Roman" w:hAnsi="Times New Roman" w:cs="Times New Roman"/>
-        </w:rPr>
-        <w:t xml:space="preserve"> because they had to change some of the words so that there shouldn</w:t>
-      </w:r>
-      <w:r>
-        <w:rPr>
-          <w:rFonts w:ascii="Times New Roman" w:hAnsi="Times New Roman" w:cs="Times New Roman"/>
-        </w:rPr>
-        <w:t>’</w:t>
-      </w:r>
-      <w:r>
-        <w:rPr>
-          <w:rFonts w:ascii="Times New Roman" w:hAnsi="Times New Roman" w:cs="Times New Roman"/>
-        </w:rPr>
-        <w:t xml:space="preserve">t be any misrepresentation, but they all changed it in exactly the same way, a tremendous </w:t>
-      </w:r>
-      <w:r>
-        <w:rPr>
-          <w:rFonts w:ascii="Times New Roman" w:hAnsi="Times New Roman" w:cs="Times New Roman" w:hint="cs"/>
-          <w:rtl/>
-        </w:rPr>
-        <w:t>נס</w:t>
-      </w:r>
-      <w:r>
-        <w:rPr>
-          <w:rFonts w:ascii="Times New Roman" w:hAnsi="Times New Roman" w:cs="Times New Roman"/>
-        </w:rPr>
-        <w:t>. A</w:t>
+        <w:t>(</w:t>
+      </w:r>
+      <w:r>
+        <w:rPr>
+          <w:rFonts w:ascii="Times New Roman" w:hAnsi="Times New Roman" w:cs="Times New Roman"/>
+        </w:rPr>
+        <w:t>A</w:t>
       </w:r>
       <w:r>
         <w:rPr>
@@ -2776,7 +2503,13 @@
         <w:rPr>
           <w:rFonts w:ascii="Times New Roman" w:hAnsi="Times New Roman" w:cs="Times New Roman"/>
         </w:rPr>
-        <w:t xml:space="preserve">that this is a black day in history when the </w:t>
+        <w:t xml:space="preserve">that </w:t>
+      </w:r>
+      <w:r>
+        <w:rPr>
+          <w:rFonts w:ascii="Times New Roman" w:hAnsi="Times New Roman" w:cs="Times New Roman"/>
+        </w:rPr>
+        <w:t xml:space="preserve">when the </w:t>
       </w:r>
       <w:r>
         <w:rPr>
@@ -2789,44 +2522,31 @@
         <w:rPr>
           <w:rFonts w:ascii="Times New Roman" w:hAnsi="Times New Roman" w:cs="Times New Roman"/>
         </w:rPr>
-        <w:t xml:space="preserve"> was translated because it was not meant to be translated, but leaving that aside for the </w:t>
-      </w:r>
-      <w:r>
-        <w:rPr>
-          <w:rFonts w:ascii="Times New Roman" w:hAnsi="Times New Roman" w:cs="Times New Roman"/>
-        </w:rPr>
-        <w:t>moment;</w:t>
-      </w:r>
-      <w:r>
-        <w:rPr>
-          <w:rFonts w:ascii="Times New Roman" w:hAnsi="Times New Roman" w:cs="Times New Roman"/>
-        </w:rPr>
-        <w:t xml:space="preserve"> this was a tremendous </w:t>
-      </w:r>
-      <w:r>
-        <w:rPr>
-          <w:rFonts w:ascii="Times New Roman" w:hAnsi="Times New Roman" w:cs="Times New Roman" w:hint="cs"/>
-          <w:rtl/>
-        </w:rPr>
-        <w:t>נס</w:t>
-      </w:r>
-      <w:r>
-        <w:rPr>
-          <w:rFonts w:ascii="Times New Roman" w:hAnsi="Times New Roman" w:cs="Times New Roman"/>
-        </w:rPr>
-        <w:t xml:space="preserve">, that they all made </w:t>
-      </w:r>
-      <w:r>
-        <w:rPr>
-          <w:rFonts w:ascii="Times New Roman" w:hAnsi="Times New Roman" w:cs="Times New Roman"/>
-        </w:rPr>
-        <w:t xml:space="preserve">exactly </w:t>
-      </w:r>
-      <w:r>
-        <w:rPr>
-          <w:rFonts w:ascii="Times New Roman" w:hAnsi="Times New Roman" w:cs="Times New Roman"/>
-        </w:rPr>
-        <w:t>the same changes.</w:t>
+        <w:t xml:space="preserve"> was translated</w:t>
+      </w:r>
+      <w:r>
+        <w:rPr>
+          <w:rFonts w:ascii="Times New Roman" w:hAnsi="Times New Roman" w:cs="Times New Roman"/>
+        </w:rPr>
+        <w:t xml:space="preserve"> </w:t>
+      </w:r>
+      <w:r>
+        <w:rPr>
+          <w:rFonts w:ascii="Times New Roman" w:hAnsi="Times New Roman" w:cs="Times New Roman"/>
+        </w:rPr>
+        <w:t xml:space="preserve">was </w:t>
+      </w:r>
+      <w:r>
+        <w:rPr>
+          <w:rFonts w:ascii="Times New Roman" w:hAnsi="Times New Roman" w:cs="Times New Roman"/>
+        </w:rPr>
+        <w:t>a black day in history because it was not meant to be translated</w:t>
+      </w:r>
+      <w:r>
+        <w:rPr>
+          <w:rFonts w:ascii="Times New Roman" w:hAnsi="Times New Roman" w:cs="Times New Roman"/>
+        </w:rPr>
+        <w:t>.)</w:t>
       </w:r>
     </w:p>
     <w:p>
@@ -2912,7 +2632,7 @@
           <w:rFonts w:ascii="Times New Roman" w:hAnsi="Times New Roman" w:cs="Times New Roman"/>
           <w:rtl/>
         </w:rPr>
-        <w:t>״</w:t>
+        <w:t>"</w:t>
       </w:r>
       <w:r>
         <w:rPr>
@@ -2979,7 +2699,7 @@
           <w:rFonts w:ascii="Times New Roman" w:hAnsi="Times New Roman" w:cs="Times New Roman"/>
           <w:rtl/>
         </w:rPr>
-        <w:t>״</w:t>
+        <w:t>"</w:t>
       </w:r>
       <w:r>
         <w:rPr>
@@ -3006,7 +2726,7 @@
           <w:rFonts w:ascii="Times New Roman" w:hAnsi="Times New Roman" w:cs="Times New Roman"/>
           <w:rtl/>
         </w:rPr>
-        <w:t>״</w:t>
+        <w:t>"</w:t>
       </w:r>
       <w:r>
         <w:rPr>
@@ -3381,20 +3101,7 @@
         <w:rPr>
           <w:rFonts w:ascii="Times New Roman" w:hAnsi="Times New Roman" w:cs="Times New Roman"/>
         </w:rPr>
-        <w:t xml:space="preserve">, each </w:t>
-      </w:r>
-      <w:r>
-        <w:rPr>
-          <w:rFonts w:ascii="Times New Roman" w:hAnsi="Times New Roman" w:cs="Times New Roman" w:hint="cs"/>
-          <w:rtl/>
-        </w:rPr>
-        <w:t>דור</w:t>
-      </w:r>
-      <w:r>
-        <w:rPr>
-          <w:rFonts w:ascii="Times New Roman" w:hAnsi="Times New Roman" w:cs="Times New Roman"/>
-        </w:rPr>
-        <w:t xml:space="preserve"> after that time, so that the </w:t>
+        <w:t xml:space="preserve">, so that the </w:t>
       </w:r>
       <w:r>
         <w:rPr>
@@ -3474,457 +3181,463 @@
         <w:rPr>
           <w:rFonts w:ascii="Times New Roman" w:hAnsi="Times New Roman" w:cs="Times New Roman"/>
         </w:rPr>
+        <w:t xml:space="preserve">According to the </w:t>
+      </w:r>
+      <w:r>
+        <w:rPr>
+          <w:rFonts w:ascii="Times New Roman" w:hAnsi="Times New Roman" w:cs="Times New Roman" w:hint="cs"/>
+          <w:rtl/>
+        </w:rPr>
+        <w:t>ש</w:t>
+      </w:r>
+      <w:r>
+        <w:rPr>
+          <w:rFonts w:ascii="Times New Roman" w:hAnsi="Times New Roman" w:cs="Times New Roman"/>
+          <w:rtl/>
+        </w:rPr>
+        <w:t>"</w:t>
+      </w:r>
+      <w:r>
+        <w:rPr>
+          <w:rFonts w:ascii="Times New Roman" w:hAnsi="Times New Roman" w:cs="Times New Roman" w:hint="cs"/>
+          <w:rtl/>
+        </w:rPr>
+        <w:t>ך</w:t>
+      </w:r>
+      <w:r>
+        <w:rPr>
+          <w:rFonts w:ascii="Times New Roman" w:hAnsi="Times New Roman" w:cs="Times New Roman"/>
+        </w:rPr>
+        <w:t xml:space="preserve">, </w:t>
+      </w:r>
+      <w:r>
+        <w:rPr>
+          <w:rFonts w:ascii="Times New Roman" w:hAnsi="Times New Roman" w:cs="Times New Roman"/>
+        </w:rPr>
+        <w:t xml:space="preserve">these 72 </w:t>
+      </w:r>
+      <w:r>
+        <w:rPr>
+          <w:rFonts w:ascii="Times New Roman" w:hAnsi="Times New Roman" w:cs="Times New Roman" w:hint="cs"/>
+          <w:rtl/>
+        </w:rPr>
+        <w:t>זקנים</w:t>
+      </w:r>
+      <w:r>
+        <w:rPr>
+          <w:rFonts w:ascii="Times New Roman" w:hAnsi="Times New Roman" w:cs="Times New Roman"/>
+        </w:rPr>
+        <w:t xml:space="preserve"> did not make up these </w:t>
+      </w:r>
+      <w:r>
+        <w:rPr>
+          <w:rFonts w:ascii="Times New Roman" w:hAnsi="Times New Roman" w:cs="Times New Roman"/>
+        </w:rPr>
+        <w:t>changes by themselves</w:t>
+      </w:r>
+      <w:r>
+        <w:rPr>
+          <w:rFonts w:ascii="Times New Roman" w:hAnsi="Times New Roman" w:cs="Times New Roman"/>
+        </w:rPr>
+        <w:t xml:space="preserve">. We </w:t>
+      </w:r>
+      <w:r>
+        <w:rPr>
+          <w:rFonts w:ascii="Times New Roman" w:hAnsi="Times New Roman" w:cs="Times New Roman"/>
+        </w:rPr>
+        <w:t xml:space="preserve">say </w:t>
+      </w:r>
+      <w:r>
+        <w:rPr>
+          <w:rFonts w:ascii="Times New Roman" w:hAnsi="Times New Roman" w:cs="Times New Roman" w:hint="cs"/>
+          <w:rtl/>
+        </w:rPr>
+        <w:t>הקדוש</w:t>
+      </w:r>
+      <w:r>
+        <w:rPr>
+          <w:rFonts w:ascii="Times New Roman" w:hAnsi="Times New Roman" w:cs="Times New Roman"/>
+          <w:rtl/>
+        </w:rPr>
+        <w:t xml:space="preserve"> </w:t>
+      </w:r>
+      <w:r>
+        <w:rPr>
+          <w:rFonts w:ascii="Times New Roman" w:hAnsi="Times New Roman" w:cs="Times New Roman" w:hint="cs"/>
+          <w:rtl/>
+        </w:rPr>
+        <w:t>ברוך</w:t>
+      </w:r>
+      <w:r>
+        <w:rPr>
+          <w:rFonts w:ascii="Times New Roman" w:hAnsi="Times New Roman" w:cs="Times New Roman"/>
+          <w:rtl/>
+        </w:rPr>
+        <w:t xml:space="preserve"> </w:t>
+      </w:r>
+      <w:r>
+        <w:rPr>
+          <w:rFonts w:ascii="Times New Roman" w:hAnsi="Times New Roman" w:cs="Times New Roman" w:hint="cs"/>
+          <w:rtl/>
+        </w:rPr>
+        <w:t>הוא</w:t>
+      </w:r>
+      <w:r>
+        <w:rPr>
+          <w:rFonts w:ascii="Times New Roman" w:hAnsi="Times New Roman" w:cs="Times New Roman"/>
+        </w:rPr>
+        <w:t xml:space="preserve"> put it into their mind, but according to the </w:t>
+      </w:r>
+      <w:r>
+        <w:rPr>
+          <w:rFonts w:ascii="Times New Roman" w:hAnsi="Times New Roman" w:cs="Times New Roman" w:hint="cs"/>
+          <w:rtl/>
+        </w:rPr>
+        <w:t>ש</w:t>
+      </w:r>
+      <w:r>
+        <w:rPr>
+          <w:rFonts w:ascii="Times New Roman" w:hAnsi="Times New Roman" w:cs="Times New Roman"/>
+          <w:rtl/>
+        </w:rPr>
+        <w:t>"</w:t>
+      </w:r>
+      <w:r>
+        <w:rPr>
+          <w:rFonts w:ascii="Times New Roman" w:hAnsi="Times New Roman" w:cs="Times New Roman" w:hint="cs"/>
+          <w:rtl/>
+        </w:rPr>
+        <w:t>ך</w:t>
+      </w:r>
+      <w:r>
+        <w:rPr>
+          <w:rFonts w:ascii="Times New Roman" w:hAnsi="Times New Roman" w:cs="Times New Roman"/>
+        </w:rPr>
+        <w:t>,</w:t>
+      </w:r>
+      <w:r>
+        <w:rPr>
+          <w:rFonts w:ascii="Times New Roman" w:hAnsi="Times New Roman" w:cs="Times New Roman"/>
+        </w:rPr>
+        <w:t xml:space="preserve"> it was</w:t>
+      </w:r>
+      <w:r>
+        <w:rPr>
+          <w:rFonts w:ascii="Times New Roman" w:hAnsi="Times New Roman" w:cs="Times New Roman"/>
+        </w:rPr>
+        <w:t xml:space="preserve"> a </w:t>
+      </w:r>
+      <w:r>
+        <w:rPr>
+          <w:rFonts w:ascii="Times New Roman" w:hAnsi="Times New Roman" w:cs="Times New Roman" w:hint="cs"/>
+          <w:rtl/>
+        </w:rPr>
+        <w:t>מסורה</w:t>
+      </w:r>
+      <w:r>
+        <w:rPr>
+          <w:rFonts w:ascii="Times New Roman" w:hAnsi="Times New Roman" w:cs="Times New Roman"/>
+        </w:rPr>
+        <w:t xml:space="preserve"> from </w:t>
+      </w:r>
+      <w:r>
+        <w:rPr>
+          <w:rFonts w:ascii="Times New Roman" w:hAnsi="Times New Roman" w:cs="Times New Roman" w:hint="cs"/>
+          <w:rtl/>
+        </w:rPr>
+        <w:t>משה</w:t>
+      </w:r>
+      <w:r>
+        <w:rPr>
+          <w:rFonts w:ascii="Times New Roman" w:hAnsi="Times New Roman" w:cs="Times New Roman"/>
+          <w:rtl/>
+        </w:rPr>
+        <w:t xml:space="preserve"> </w:t>
+      </w:r>
+      <w:r>
+        <w:rPr>
+          <w:rFonts w:ascii="Times New Roman" w:hAnsi="Times New Roman" w:cs="Times New Roman" w:hint="cs"/>
+          <w:rtl/>
+        </w:rPr>
+        <w:t>רבינו</w:t>
+      </w:r>
+      <w:r>
+        <w:rPr>
+          <w:rFonts w:ascii="Times New Roman" w:hAnsi="Times New Roman" w:cs="Times New Roman"/>
+        </w:rPr>
+        <w:t xml:space="preserve"> of how to transmit the </w:t>
+      </w:r>
+      <w:r>
+        <w:rPr>
+          <w:rFonts w:ascii="Times New Roman" w:hAnsi="Times New Roman" w:cs="Times New Roman" w:hint="cs"/>
+          <w:rtl/>
+        </w:rPr>
+        <w:t>תורה</w:t>
+      </w:r>
+      <w:r>
+        <w:rPr>
+          <w:rFonts w:ascii="Times New Roman" w:hAnsi="Times New Roman" w:cs="Times New Roman"/>
+        </w:rPr>
+        <w:t xml:space="preserve"> and how to perpetuate the truth of the </w:t>
+      </w:r>
+      <w:r>
+        <w:rPr>
+          <w:rFonts w:ascii="Times New Roman" w:hAnsi="Times New Roman" w:cs="Times New Roman" w:hint="cs"/>
+          <w:rtl/>
+        </w:rPr>
+        <w:t>תורה</w:t>
+      </w:r>
+      <w:r>
+        <w:rPr>
+          <w:rFonts w:ascii="Times New Roman" w:hAnsi="Times New Roman" w:cs="Times New Roman"/>
+        </w:rPr>
+        <w:t xml:space="preserve"> by </w:t>
+      </w:r>
+      <w:r>
+        <w:rPr>
+          <w:rFonts w:ascii="Times New Roman" w:hAnsi="Times New Roman" w:cs="Times New Roman" w:hint="cs"/>
+          <w:rtl/>
+        </w:rPr>
+        <w:t>וַאֲדַבְּרָה</w:t>
+      </w:r>
+      <w:r>
+        <w:rPr>
+          <w:rFonts w:ascii="Times New Roman" w:hAnsi="Times New Roman" w:cs="Times New Roman"/>
+          <w:rtl/>
+        </w:rPr>
+        <w:t xml:space="preserve"> </w:t>
+      </w:r>
+      <w:r>
+        <w:rPr>
+          <w:rFonts w:ascii="Times New Roman" w:hAnsi="Times New Roman" w:cs="Times New Roman" w:hint="cs"/>
+          <w:rtl/>
+        </w:rPr>
+        <w:t>בְּאָזְנֵיהֶם</w:t>
+      </w:r>
+      <w:r>
+        <w:rPr>
+          <w:rFonts w:ascii="Times New Roman" w:hAnsi="Times New Roman" w:cs="Times New Roman"/>
+        </w:rPr>
+        <w:t xml:space="preserve">. </w:t>
+      </w:r>
+      <w:r>
+        <w:rPr>
+          <w:rFonts w:ascii="Times New Roman" w:hAnsi="Times New Roman" w:cs="Times New Roman"/>
+        </w:rPr>
+        <w:t>This g</w:t>
+      </w:r>
+      <w:r>
+        <w:rPr>
+          <w:rFonts w:ascii="Times New Roman" w:hAnsi="Times New Roman" w:cs="Times New Roman"/>
+        </w:rPr>
+        <w:t xml:space="preserve">oes back to our </w:t>
+      </w:r>
+      <w:r>
+        <w:rPr>
+          <w:rFonts w:ascii="Times New Roman" w:hAnsi="Times New Roman" w:cs="Times New Roman" w:hint="cs"/>
+        </w:rPr>
+        <w:t>pasuk</w:t>
+      </w:r>
+      <w:r>
+        <w:rPr>
+          <w:rFonts w:ascii="Times New Roman" w:hAnsi="Times New Roman" w:cs="Times New Roman"/>
+        </w:rPr>
+        <w:t xml:space="preserve"> of</w:t>
+      </w:r>
+      <w:r>
+        <w:rPr>
+          <w:rFonts w:ascii="Times New Roman" w:hAnsi="Times New Roman" w:cs="Times New Roman" w:hint="cs"/>
+          <w:rtl/>
+        </w:rPr>
+        <w:t>כִּתְבוּ</w:t>
+      </w:r>
+      <w:r>
+        <w:rPr>
+          <w:rFonts w:ascii="Times New Roman" w:hAnsi="Times New Roman" w:cs="Times New Roman"/>
+          <w:rtl/>
+        </w:rPr>
+        <w:t xml:space="preserve"> </w:t>
+      </w:r>
+      <w:r>
+        <w:rPr>
+          <w:rFonts w:ascii="Times New Roman" w:hAnsi="Times New Roman" w:cs="Times New Roman" w:hint="cs"/>
+          <w:rtl/>
+        </w:rPr>
+        <w:t>לָכֶם</w:t>
+      </w:r>
+      <w:r>
+        <w:rPr>
+          <w:rFonts w:ascii="Times New Roman" w:hAnsi="Times New Roman" w:cs="Times New Roman"/>
+          <w:rtl/>
+        </w:rPr>
+        <w:t xml:space="preserve"> </w:t>
+      </w:r>
+      <w:r>
+        <w:rPr>
+          <w:rFonts w:ascii="Times New Roman" w:hAnsi="Times New Roman" w:cs="Times New Roman" w:hint="cs"/>
+          <w:rtl/>
+        </w:rPr>
+        <w:t>אֶת</w:t>
+      </w:r>
+      <w:r>
+        <w:rPr>
+          <w:rFonts w:ascii="Times New Roman" w:hAnsi="Times New Roman" w:cs="Times New Roman"/>
+          <w:rtl/>
+        </w:rPr>
+        <w:t xml:space="preserve"> </w:t>
+      </w:r>
+      <w:r>
+        <w:rPr>
+          <w:rFonts w:ascii="Times New Roman" w:hAnsi="Times New Roman" w:cs="Times New Roman" w:hint="cs"/>
+          <w:rtl/>
+        </w:rPr>
+        <w:t>הַשִּׁירָה</w:t>
+      </w:r>
+      <w:r>
+        <w:rPr>
+          <w:rFonts w:ascii="Times New Roman" w:hAnsi="Times New Roman" w:cs="Times New Roman"/>
+          <w:rtl/>
+        </w:rPr>
+        <w:t xml:space="preserve"> </w:t>
+      </w:r>
+      <w:r>
+        <w:rPr>
+          <w:rFonts w:ascii="Times New Roman" w:hAnsi="Times New Roman" w:cs="Times New Roman" w:hint="cs"/>
+          <w:rtl/>
+        </w:rPr>
+        <w:t>הַזֹּאת</w:t>
+      </w:r>
+      <w:r>
+        <w:rPr>
+          <w:rFonts w:ascii="Times New Roman" w:hAnsi="Times New Roman" w:cs="Times New Roman"/>
+        </w:rPr>
+        <w:t xml:space="preserve">. We are keeping the </w:t>
+      </w:r>
+      <w:r>
+        <w:rPr>
+          <w:rFonts w:ascii="Times New Roman" w:hAnsi="Times New Roman" w:cs="Times New Roman" w:hint="cs"/>
+          <w:rtl/>
+        </w:rPr>
+        <w:t>תורה</w:t>
+      </w:r>
+      <w:r>
+        <w:rPr>
+          <w:rFonts w:ascii="Times New Roman" w:hAnsi="Times New Roman" w:cs="Times New Roman"/>
+        </w:rPr>
+        <w:t xml:space="preserve"> eternally that no matter what happens to it, no matter what happens in history, there will not be any </w:t>
+      </w:r>
+      <w:r>
+        <w:rPr>
+          <w:rFonts w:ascii="Times New Roman" w:hAnsi="Times New Roman" w:cs="Times New Roman" w:hint="cs"/>
+          <w:rtl/>
+        </w:rPr>
+        <w:t>לעז</w:t>
+      </w:r>
+      <w:r>
+        <w:rPr>
+          <w:rFonts w:ascii="Times New Roman" w:hAnsi="Times New Roman" w:cs="Times New Roman"/>
+        </w:rPr>
+        <w:t xml:space="preserve"> </w:t>
+      </w:r>
+      <w:r>
+        <w:rPr>
+          <w:rFonts w:ascii="Times New Roman" w:hAnsi="Times New Roman" w:cs="Times New Roman"/>
+        </w:rPr>
+        <w:t xml:space="preserve">against </w:t>
+      </w:r>
+      <w:r>
+        <w:rPr>
+          <w:rFonts w:ascii="Times New Roman" w:hAnsi="Times New Roman" w:cs="Times New Roman"/>
+        </w:rPr>
+        <w:t>it</w:t>
+      </w:r>
+      <w:r>
+        <w:rPr>
+          <w:rFonts w:ascii="Times New Roman" w:hAnsi="Times New Roman" w:cs="Times New Roman"/>
+        </w:rPr>
+        <w:t xml:space="preserve">. They may not agree with us, they may burn the </w:t>
+      </w:r>
+      <w:r>
+        <w:rPr>
+          <w:rFonts w:ascii="Times New Roman" w:hAnsi="Times New Roman" w:cs="Times New Roman" w:hint="cs"/>
+          <w:rtl/>
+        </w:rPr>
+        <w:t>תורה</w:t>
+      </w:r>
+      <w:r>
+        <w:rPr>
+          <w:rFonts w:ascii="Times New Roman" w:hAnsi="Times New Roman" w:cs="Times New Roman"/>
+        </w:rPr>
+        <w:t xml:space="preserve">, but no one has ever accused us of falsifying the </w:t>
+      </w:r>
+      <w:r>
+        <w:rPr>
+          <w:rFonts w:ascii="Times New Roman" w:hAnsi="Times New Roman" w:cs="Times New Roman" w:hint="cs"/>
+          <w:rtl/>
+        </w:rPr>
+        <w:t>תורה</w:t>
+      </w:r>
+      <w:r>
+        <w:rPr>
+          <w:rFonts w:ascii="Times New Roman" w:hAnsi="Times New Roman" w:cs="Times New Roman"/>
+        </w:rPr>
+        <w:t xml:space="preserve">. </w:t>
+      </w:r>
+      <w:r>
+        <w:rPr>
+          <w:rFonts w:ascii="Times New Roman" w:hAnsi="Times New Roman" w:cs="Times New Roman"/>
+        </w:rPr>
+        <w:t>T</w:t>
+      </w:r>
+      <w:r>
+        <w:rPr>
+          <w:rFonts w:ascii="Times New Roman" w:hAnsi="Times New Roman" w:cs="Times New Roman"/>
+        </w:rPr>
+        <w:t>hat</w:t>
+      </w:r>
+      <w:r>
+        <w:rPr>
+          <w:rFonts w:ascii="Times New Roman" w:hAnsi="Times New Roman" w:cs="Times New Roman"/>
+        </w:rPr>
+        <w:t>’</w:t>
+      </w:r>
+      <w:r>
+        <w:rPr>
+          <w:rFonts w:ascii="Times New Roman" w:hAnsi="Times New Roman" w:cs="Times New Roman"/>
+        </w:rPr>
+        <w:t xml:space="preserve">s what this </w:t>
+      </w:r>
+      <w:r>
+        <w:rPr>
+          <w:rFonts w:ascii="Times New Roman" w:hAnsi="Times New Roman" w:cs="Times New Roman" w:hint="cs"/>
+        </w:rPr>
+        <w:t>pasuk</w:t>
+      </w:r>
+      <w:r>
+        <w:rPr>
+          <w:rFonts w:ascii="Times New Roman" w:hAnsi="Times New Roman" w:cs="Times New Roman"/>
+        </w:rPr>
+        <w:t xml:space="preserve"> is saying with </w:t>
+      </w:r>
+      <w:r>
+        <w:rPr>
+          <w:rFonts w:ascii="Times New Roman" w:hAnsi="Times New Roman" w:cs="Times New Roman" w:hint="cs"/>
+          <w:rtl/>
+        </w:rPr>
+        <w:t>בְּאָזְנֵיהֶם</w:t>
+      </w:r>
+      <w:r>
+        <w:rPr>
+          <w:rFonts w:ascii="Times New Roman" w:hAnsi="Times New Roman" w:cs="Times New Roman"/>
+        </w:rPr>
+        <w:t xml:space="preserve">, they are not </w:t>
+      </w:r>
+      <w:r>
+        <w:rPr>
+          <w:rFonts w:ascii="Times New Roman" w:hAnsi="Times New Roman" w:cs="Times New Roman"/>
+        </w:rPr>
         <w:lastRenderedPageBreak/>
-        <w:t xml:space="preserve">According to the </w:t>
-      </w:r>
-      <w:r>
-        <w:rPr>
-          <w:rFonts w:ascii="Times New Roman" w:hAnsi="Times New Roman" w:cs="Times New Roman" w:hint="cs"/>
-          <w:rtl/>
-        </w:rPr>
-        <w:t>ש</w:t>
-      </w:r>
-      <w:r>
-        <w:rPr>
-          <w:rFonts w:ascii="Times New Roman" w:hAnsi="Times New Roman" w:cs="Times New Roman"/>
-          <w:rtl/>
-        </w:rPr>
-        <w:t>״</w:t>
-      </w:r>
-      <w:r>
-        <w:rPr>
-          <w:rFonts w:ascii="Times New Roman" w:hAnsi="Times New Roman" w:cs="Times New Roman" w:hint="cs"/>
-          <w:rtl/>
-        </w:rPr>
-        <w:t>ך</w:t>
-      </w:r>
-      <w:r>
-        <w:rPr>
-          <w:rFonts w:ascii="Times New Roman" w:hAnsi="Times New Roman" w:cs="Times New Roman"/>
-        </w:rPr>
-        <w:t xml:space="preserve">, </w:t>
-      </w:r>
-      <w:r>
-        <w:rPr>
-          <w:rFonts w:ascii="Times New Roman" w:hAnsi="Times New Roman" w:cs="Times New Roman"/>
-        </w:rPr>
-        <w:t xml:space="preserve">these 72 </w:t>
-      </w:r>
-      <w:r>
-        <w:rPr>
-          <w:rFonts w:ascii="Times New Roman" w:hAnsi="Times New Roman" w:cs="Times New Roman" w:hint="cs"/>
-          <w:rtl/>
-        </w:rPr>
-        <w:t>זקנים</w:t>
-      </w:r>
-      <w:r>
-        <w:rPr>
-          <w:rFonts w:ascii="Times New Roman" w:hAnsi="Times New Roman" w:cs="Times New Roman"/>
-        </w:rPr>
-        <w:t xml:space="preserve"> did not make up these </w:t>
-      </w:r>
-      <w:r>
-        <w:rPr>
-          <w:rFonts w:ascii="Times New Roman" w:hAnsi="Times New Roman" w:cs="Times New Roman"/>
-        </w:rPr>
-        <w:t>changes by themselves</w:t>
-      </w:r>
-      <w:r>
-        <w:rPr>
-          <w:rFonts w:ascii="Times New Roman" w:hAnsi="Times New Roman" w:cs="Times New Roman"/>
-        </w:rPr>
-        <w:t xml:space="preserve">. We </w:t>
-      </w:r>
-      <w:r>
-        <w:rPr>
-          <w:rFonts w:ascii="Times New Roman" w:hAnsi="Times New Roman" w:cs="Times New Roman"/>
-        </w:rPr>
-        <w:t xml:space="preserve">say </w:t>
-      </w:r>
-      <w:r>
-        <w:rPr>
-          <w:rFonts w:ascii="Times New Roman" w:hAnsi="Times New Roman" w:cs="Times New Roman" w:hint="cs"/>
-          <w:rtl/>
-        </w:rPr>
-        <w:t>הקדוש</w:t>
-      </w:r>
-      <w:r>
-        <w:rPr>
-          <w:rFonts w:ascii="Times New Roman" w:hAnsi="Times New Roman" w:cs="Times New Roman"/>
-          <w:rtl/>
-        </w:rPr>
-        <w:t xml:space="preserve"> </w:t>
-      </w:r>
-      <w:r>
-        <w:rPr>
-          <w:rFonts w:ascii="Times New Roman" w:hAnsi="Times New Roman" w:cs="Times New Roman" w:hint="cs"/>
-          <w:rtl/>
-        </w:rPr>
-        <w:t>ברוך</w:t>
-      </w:r>
-      <w:r>
-        <w:rPr>
-          <w:rFonts w:ascii="Times New Roman" w:hAnsi="Times New Roman" w:cs="Times New Roman"/>
-          <w:rtl/>
-        </w:rPr>
-        <w:t xml:space="preserve"> </w:t>
-      </w:r>
-      <w:r>
-        <w:rPr>
-          <w:rFonts w:ascii="Times New Roman" w:hAnsi="Times New Roman" w:cs="Times New Roman" w:hint="cs"/>
-          <w:rtl/>
-        </w:rPr>
-        <w:t>הוא</w:t>
-      </w:r>
-      <w:r>
-        <w:rPr>
-          <w:rFonts w:ascii="Times New Roman" w:hAnsi="Times New Roman" w:cs="Times New Roman"/>
-        </w:rPr>
-        <w:t xml:space="preserve"> put it into their mind, but according to the </w:t>
-      </w:r>
-      <w:r>
-        <w:rPr>
-          <w:rFonts w:ascii="Times New Roman" w:hAnsi="Times New Roman" w:cs="Times New Roman" w:hint="cs"/>
-          <w:rtl/>
-        </w:rPr>
-        <w:t>ש</w:t>
-      </w:r>
-      <w:r>
-        <w:rPr>
-          <w:rFonts w:ascii="Times New Roman" w:hAnsi="Times New Roman" w:cs="Times New Roman"/>
-          <w:rtl/>
-        </w:rPr>
-        <w:t>״</w:t>
-      </w:r>
-      <w:r>
-        <w:rPr>
-          <w:rFonts w:ascii="Times New Roman" w:hAnsi="Times New Roman" w:cs="Times New Roman" w:hint="cs"/>
-          <w:rtl/>
-        </w:rPr>
-        <w:t>ך</w:t>
-      </w:r>
-      <w:r>
-        <w:rPr>
-          <w:rFonts w:ascii="Times New Roman" w:hAnsi="Times New Roman" w:cs="Times New Roman"/>
-        </w:rPr>
-        <w:t>,</w:t>
-      </w:r>
-      <w:r>
-        <w:rPr>
-          <w:rFonts w:ascii="Times New Roman" w:hAnsi="Times New Roman" w:cs="Times New Roman"/>
-        </w:rPr>
-        <w:t xml:space="preserve"> it was</w:t>
-      </w:r>
-      <w:r>
-        <w:rPr>
-          <w:rFonts w:ascii="Times New Roman" w:hAnsi="Times New Roman" w:cs="Times New Roman"/>
-        </w:rPr>
-        <w:t xml:space="preserve"> a </w:t>
-      </w:r>
-      <w:r>
-        <w:rPr>
-          <w:rFonts w:ascii="Times New Roman" w:hAnsi="Times New Roman" w:cs="Times New Roman" w:hint="cs"/>
-          <w:rtl/>
-        </w:rPr>
-        <w:t>מסורה</w:t>
-      </w:r>
-      <w:r>
-        <w:rPr>
-          <w:rFonts w:ascii="Times New Roman" w:hAnsi="Times New Roman" w:cs="Times New Roman"/>
-        </w:rPr>
-        <w:t xml:space="preserve"> from </w:t>
-      </w:r>
-      <w:r>
-        <w:rPr>
-          <w:rFonts w:ascii="Times New Roman" w:hAnsi="Times New Roman" w:cs="Times New Roman" w:hint="cs"/>
-          <w:rtl/>
-        </w:rPr>
-        <w:t>משה</w:t>
-      </w:r>
-      <w:r>
-        <w:rPr>
-          <w:rFonts w:ascii="Times New Roman" w:hAnsi="Times New Roman" w:cs="Times New Roman"/>
-          <w:rtl/>
-        </w:rPr>
-        <w:t xml:space="preserve"> </w:t>
-      </w:r>
-      <w:r>
-        <w:rPr>
-          <w:rFonts w:ascii="Times New Roman" w:hAnsi="Times New Roman" w:cs="Times New Roman" w:hint="cs"/>
-          <w:rtl/>
-        </w:rPr>
-        <w:t>רבינו</w:t>
-      </w:r>
-      <w:r>
-        <w:rPr>
-          <w:rFonts w:ascii="Times New Roman" w:hAnsi="Times New Roman" w:cs="Times New Roman"/>
-        </w:rPr>
-        <w:t xml:space="preserve"> of how to transmit the </w:t>
-      </w:r>
-      <w:r>
-        <w:rPr>
-          <w:rFonts w:ascii="Times New Roman" w:hAnsi="Times New Roman" w:cs="Times New Roman" w:hint="cs"/>
-          <w:rtl/>
-        </w:rPr>
-        <w:t>תורה</w:t>
-      </w:r>
-      <w:r>
-        <w:rPr>
-          <w:rFonts w:ascii="Times New Roman" w:hAnsi="Times New Roman" w:cs="Times New Roman"/>
-        </w:rPr>
-        <w:t xml:space="preserve"> and how to perpetuate the truth of the </w:t>
-      </w:r>
-      <w:r>
-        <w:rPr>
-          <w:rFonts w:ascii="Times New Roman" w:hAnsi="Times New Roman" w:cs="Times New Roman" w:hint="cs"/>
-          <w:rtl/>
-        </w:rPr>
-        <w:t>תורה</w:t>
-      </w:r>
-      <w:r>
-        <w:rPr>
-          <w:rFonts w:ascii="Times New Roman" w:hAnsi="Times New Roman" w:cs="Times New Roman"/>
-        </w:rPr>
-        <w:t xml:space="preserve"> by </w:t>
-      </w:r>
-      <w:r>
-        <w:rPr>
-          <w:rFonts w:ascii="Times New Roman" w:hAnsi="Times New Roman" w:cs="Times New Roman" w:hint="cs"/>
-          <w:rtl/>
-        </w:rPr>
-        <w:t>וַאֲדַבְּרָה</w:t>
-      </w:r>
-      <w:r>
-        <w:rPr>
-          <w:rFonts w:ascii="Times New Roman" w:hAnsi="Times New Roman" w:cs="Times New Roman"/>
-          <w:rtl/>
-        </w:rPr>
-        <w:t xml:space="preserve"> </w:t>
-      </w:r>
-      <w:r>
-        <w:rPr>
-          <w:rFonts w:ascii="Times New Roman" w:hAnsi="Times New Roman" w:cs="Times New Roman" w:hint="cs"/>
-          <w:rtl/>
-        </w:rPr>
-        <w:t>בְּאָזְנֵיהֶם</w:t>
-      </w:r>
-      <w:r>
-        <w:rPr>
-          <w:rFonts w:ascii="Times New Roman" w:hAnsi="Times New Roman" w:cs="Times New Roman"/>
-        </w:rPr>
-        <w:t xml:space="preserve">. </w:t>
-      </w:r>
-      <w:r>
-        <w:rPr>
-          <w:rFonts w:ascii="Times New Roman" w:hAnsi="Times New Roman" w:cs="Times New Roman"/>
-        </w:rPr>
-        <w:t>This g</w:t>
-      </w:r>
-      <w:r>
-        <w:rPr>
-          <w:rFonts w:ascii="Times New Roman" w:hAnsi="Times New Roman" w:cs="Times New Roman"/>
-        </w:rPr>
-        <w:t xml:space="preserve">oes back to our </w:t>
-      </w:r>
-      <w:r>
-        <w:rPr>
-          <w:rFonts w:ascii="Times New Roman" w:hAnsi="Times New Roman" w:cs="Times New Roman" w:hint="cs"/>
-        </w:rPr>
-        <w:t>pasuk</w:t>
-      </w:r>
-      <w:r>
-        <w:rPr>
-          <w:rFonts w:ascii="Times New Roman" w:hAnsi="Times New Roman" w:cs="Times New Roman"/>
-        </w:rPr>
-        <w:t xml:space="preserve"> of </w:t>
-      </w:r>
-      <w:r>
-        <w:rPr>
-          <w:rFonts w:ascii="Times New Roman" w:hAnsi="Times New Roman" w:cs="Times New Roman" w:hint="cs"/>
-          <w:rtl/>
-        </w:rPr>
-        <w:t>כִּתְבוּ</w:t>
-      </w:r>
-      <w:r>
-        <w:rPr>
-          <w:rFonts w:ascii="Times New Roman" w:hAnsi="Times New Roman" w:cs="Times New Roman"/>
-          <w:rtl/>
-        </w:rPr>
-        <w:t xml:space="preserve"> </w:t>
-      </w:r>
-      <w:r>
-        <w:rPr>
-          <w:rFonts w:ascii="Times New Roman" w:hAnsi="Times New Roman" w:cs="Times New Roman" w:hint="cs"/>
-          <w:rtl/>
-        </w:rPr>
-        <w:t>לָכֶם</w:t>
-      </w:r>
-      <w:r>
-        <w:rPr>
-          <w:rFonts w:ascii="Times New Roman" w:hAnsi="Times New Roman" w:cs="Times New Roman"/>
-          <w:rtl/>
-        </w:rPr>
-        <w:t xml:space="preserve"> </w:t>
-      </w:r>
-      <w:r>
-        <w:rPr>
-          <w:rFonts w:ascii="Times New Roman" w:hAnsi="Times New Roman" w:cs="Times New Roman" w:hint="cs"/>
-          <w:rtl/>
-        </w:rPr>
-        <w:t>אֶת</w:t>
-      </w:r>
-      <w:r>
-        <w:rPr>
-          <w:rFonts w:ascii="Times New Roman" w:hAnsi="Times New Roman" w:cs="Times New Roman"/>
-          <w:rtl/>
-        </w:rPr>
-        <w:t xml:space="preserve"> </w:t>
-      </w:r>
-      <w:r>
-        <w:rPr>
-          <w:rFonts w:ascii="Times New Roman" w:hAnsi="Times New Roman" w:cs="Times New Roman" w:hint="cs"/>
-          <w:rtl/>
-        </w:rPr>
-        <w:t>הַשִּׁירָה</w:t>
-      </w:r>
-      <w:r>
-        <w:rPr>
-          <w:rFonts w:ascii="Times New Roman" w:hAnsi="Times New Roman" w:cs="Times New Roman"/>
-          <w:rtl/>
-        </w:rPr>
-        <w:t xml:space="preserve"> </w:t>
-      </w:r>
-      <w:r>
-        <w:rPr>
-          <w:rFonts w:ascii="Times New Roman" w:hAnsi="Times New Roman" w:cs="Times New Roman" w:hint="cs"/>
-          <w:rtl/>
-        </w:rPr>
-        <w:t>הַזֹּאת</w:t>
-      </w:r>
-      <w:r>
-        <w:rPr>
-          <w:rFonts w:ascii="Times New Roman" w:hAnsi="Times New Roman" w:cs="Times New Roman"/>
-        </w:rPr>
-        <w:t xml:space="preserve">. We are keeping the </w:t>
-      </w:r>
-      <w:r>
-        <w:rPr>
-          <w:rFonts w:ascii="Times New Roman" w:hAnsi="Times New Roman" w:cs="Times New Roman" w:hint="cs"/>
-          <w:rtl/>
-        </w:rPr>
-        <w:t>תורה</w:t>
-      </w:r>
-      <w:r>
-        <w:rPr>
-          <w:rFonts w:ascii="Times New Roman" w:hAnsi="Times New Roman" w:cs="Times New Roman"/>
-        </w:rPr>
-        <w:t xml:space="preserve"> eternally that no matter what happens to it, no matter what happens in history, there will not be any </w:t>
-      </w:r>
-      <w:r>
-        <w:rPr>
-          <w:rFonts w:ascii="Times New Roman" w:hAnsi="Times New Roman" w:cs="Times New Roman" w:hint="cs"/>
-          <w:rtl/>
-        </w:rPr>
-        <w:t>לעז</w:t>
-      </w:r>
-      <w:r>
-        <w:rPr>
-          <w:rFonts w:ascii="Times New Roman" w:hAnsi="Times New Roman" w:cs="Times New Roman"/>
-        </w:rPr>
-        <w:t xml:space="preserve"> </w:t>
-      </w:r>
-      <w:r>
-        <w:rPr>
-          <w:rFonts w:ascii="Times New Roman" w:hAnsi="Times New Roman" w:cs="Times New Roman"/>
-        </w:rPr>
-        <w:t xml:space="preserve">against </w:t>
-      </w:r>
-      <w:r>
-        <w:rPr>
-          <w:rFonts w:ascii="Times New Roman" w:hAnsi="Times New Roman" w:cs="Times New Roman"/>
-        </w:rPr>
-        <w:t>it</w:t>
-      </w:r>
-      <w:r>
-        <w:rPr>
-          <w:rFonts w:ascii="Times New Roman" w:hAnsi="Times New Roman" w:cs="Times New Roman"/>
-        </w:rPr>
-        <w:t xml:space="preserve">. They may not agree with us, they may burn the </w:t>
-      </w:r>
-      <w:r>
-        <w:rPr>
-          <w:rFonts w:ascii="Times New Roman" w:hAnsi="Times New Roman" w:cs="Times New Roman" w:hint="cs"/>
-          <w:rtl/>
-        </w:rPr>
-        <w:t>תורה</w:t>
-      </w:r>
-      <w:r>
-        <w:rPr>
-          <w:rFonts w:ascii="Times New Roman" w:hAnsi="Times New Roman" w:cs="Times New Roman"/>
-        </w:rPr>
-        <w:t xml:space="preserve">, but no one has ever accused us of falsifying the </w:t>
-      </w:r>
-      <w:r>
-        <w:rPr>
-          <w:rFonts w:ascii="Times New Roman" w:hAnsi="Times New Roman" w:cs="Times New Roman" w:hint="cs"/>
-          <w:rtl/>
-        </w:rPr>
-        <w:t>תורה</w:t>
-      </w:r>
-      <w:r>
-        <w:rPr>
-          <w:rFonts w:ascii="Times New Roman" w:hAnsi="Times New Roman" w:cs="Times New Roman"/>
-        </w:rPr>
-        <w:t xml:space="preserve">. </w:t>
-      </w:r>
-      <w:r>
-        <w:rPr>
-          <w:rFonts w:ascii="Times New Roman" w:hAnsi="Times New Roman" w:cs="Times New Roman"/>
-        </w:rPr>
-        <w:t>T</w:t>
-      </w:r>
-      <w:r>
-        <w:rPr>
-          <w:rFonts w:ascii="Times New Roman" w:hAnsi="Times New Roman" w:cs="Times New Roman"/>
-        </w:rPr>
-        <w:t>hat</w:t>
-      </w:r>
-      <w:r>
-        <w:rPr>
-          <w:rFonts w:ascii="Times New Roman" w:hAnsi="Times New Roman" w:cs="Times New Roman"/>
-        </w:rPr>
-        <w:t>’</w:t>
-      </w:r>
-      <w:r>
-        <w:rPr>
-          <w:rFonts w:ascii="Times New Roman" w:hAnsi="Times New Roman" w:cs="Times New Roman"/>
-        </w:rPr>
-        <w:t xml:space="preserve">s what this </w:t>
-      </w:r>
-      <w:r>
-        <w:rPr>
-          <w:rFonts w:ascii="Times New Roman" w:hAnsi="Times New Roman" w:cs="Times New Roman" w:hint="cs"/>
-        </w:rPr>
-        <w:t>pasuk</w:t>
-      </w:r>
-      <w:r>
-        <w:rPr>
-          <w:rFonts w:ascii="Times New Roman" w:hAnsi="Times New Roman" w:cs="Times New Roman"/>
-        </w:rPr>
-        <w:t xml:space="preserve"> is saying with </w:t>
-      </w:r>
-      <w:r>
-        <w:rPr>
-          <w:rFonts w:ascii="Times New Roman" w:hAnsi="Times New Roman" w:cs="Times New Roman" w:hint="cs"/>
-          <w:rtl/>
-        </w:rPr>
-        <w:t>בְּאָזְנֵיהֶם</w:t>
-      </w:r>
-      <w:r>
-        <w:rPr>
-          <w:rFonts w:ascii="Times New Roman" w:hAnsi="Times New Roman" w:cs="Times New Roman"/>
-        </w:rPr>
-        <w:t xml:space="preserve">, they are not to </w:t>
+        <w:t xml:space="preserve">to </w:t>
       </w:r>
       <w:r>
         <w:rPr>

--- a/Files/05 - Devarim/09 - Vayailech/5786/Vayailech 5786.docx
+++ b/Files/05 - Devarim/09 - Vayailech/5786/Vayailech 5786.docx
@@ -739,7 +739,7 @@
           <w:rFonts w:ascii="Times New Roman" w:hAnsi="Times New Roman" w:cs="Times New Roman"/>
           <w:rtl/>
         </w:rPr>
-        <w:t>"</w:t>
+        <w:t>״</w:t>
       </w:r>
       <w:r>
         <w:rPr>
@@ -792,7 +792,7 @@
           <w:rFonts w:ascii="Times New Roman" w:hAnsi="Times New Roman" w:cs="Times New Roman"/>
           <w:rtl/>
         </w:rPr>
-        <w:t>"</w:t>
+        <w:t>״</w:t>
       </w:r>
       <w:r>
         <w:rPr>
@@ -1157,7 +1157,7 @@
           <w:rFonts w:ascii="Times New Roman" w:hAnsi="Times New Roman" w:cs="Times New Roman"/>
           <w:rtl/>
         </w:rPr>
-        <w:t>"</w:t>
+        <w:t>״</w:t>
       </w:r>
       <w:r>
         <w:rPr>
@@ -1689,7 +1689,7 @@
           <w:rFonts w:ascii="Times New Roman" w:hAnsi="Times New Roman" w:cs="Times New Roman"/>
           <w:rtl/>
         </w:rPr>
-        <w:t>"</w:t>
+        <w:t>״</w:t>
       </w:r>
       <w:r>
         <w:rPr>
@@ -2632,7 +2632,7 @@
           <w:rFonts w:ascii="Times New Roman" w:hAnsi="Times New Roman" w:cs="Times New Roman"/>
           <w:rtl/>
         </w:rPr>
-        <w:t>"</w:t>
+        <w:t>״</w:t>
       </w:r>
       <w:r>
         <w:rPr>
@@ -2699,7 +2699,7 @@
           <w:rFonts w:ascii="Times New Roman" w:hAnsi="Times New Roman" w:cs="Times New Roman"/>
           <w:rtl/>
         </w:rPr>
-        <w:t>"</w:t>
+        <w:t>״</w:t>
       </w:r>
       <w:r>
         <w:rPr>
@@ -2726,7 +2726,7 @@
           <w:rFonts w:ascii="Times New Roman" w:hAnsi="Times New Roman" w:cs="Times New Roman"/>
           <w:rtl/>
         </w:rPr>
-        <w:t>"</w:t>
+        <w:t>״</w:t>
       </w:r>
       <w:r>
         <w:rPr>
@@ -3195,7 +3195,7 @@
           <w:rFonts w:ascii="Times New Roman" w:hAnsi="Times New Roman" w:cs="Times New Roman"/>
           <w:rtl/>
         </w:rPr>
-        <w:t>"</w:t>
+        <w:t>״</w:t>
       </w:r>
       <w:r>
         <w:rPr>
@@ -3300,7 +3300,7 @@
           <w:rFonts w:ascii="Times New Roman" w:hAnsi="Times New Roman" w:cs="Times New Roman"/>
           <w:rtl/>
         </w:rPr>
-        <w:t>"</w:t>
+        <w:t>״</w:t>
       </w:r>
       <w:r>
         <w:rPr>
@@ -3442,7 +3442,7 @@
         <w:rPr>
           <w:rFonts w:ascii="Times New Roman" w:hAnsi="Times New Roman" w:cs="Times New Roman"/>
         </w:rPr>
-        <w:t xml:space="preserve"> of</w:t>
+        <w:t xml:space="preserve"> of </w:t>
       </w:r>
       <w:r>
         <w:rPr>
